--- a/changes to make and log.docx
+++ b/changes to make and log.docx
@@ -686,6 +686,24 @@
       <w:r>
         <w:t xml:space="preserve">Not done yet </w:t>
       </w:r>
+      <w:r>
+        <w:t>//--------------</w:t>
+      </w:r>
+      <w:r>
+        <w:sym w:font="Wingdings" w:char="F0E0"/>
+      </w:r>
+      <w:r>
+        <w:t xml:space="preserve"> </w:t>
+      </w:r>
+      <w:r>
+        <w:rPr>
+          <w:highlight w:val="yellow"/>
+        </w:rPr>
+        <w:t>done but not cross checked</w:t>
+      </w:r>
+      <w:r>
+        <w:t xml:space="preserve"> </w:t>
+      </w:r>
     </w:p>
     <w:p>
       <w:pPr>
@@ -704,15 +722,332 @@
         </w:tabs>
       </w:pPr>
       <w:r>
-        <w:t xml:space="preserve">Student can delete the project till the time faculty did not sees it or you can say did </w:t>
-      </w:r>
-      <w:proofErr w:type="spellStart"/>
-      <w:r>
-        <w:t>nto</w:t>
-      </w:r>
-      <w:proofErr w:type="spellEnd"/>
-      <w:r>
-        <w:t xml:space="preserve"> took any action at that time </w:t>
+        <w:t xml:space="preserve">Student can delete the project till the time faculty did not sees </w:t>
+      </w:r>
+      <w:r>
+        <w:t>it or you can say did n</w:t>
+      </w:r>
+      <w:r>
+        <w:t>o</w:t>
+      </w:r>
+      <w:r>
+        <w:t>t took any action at that time.</w:t>
+      </w:r>
+    </w:p>
+    <w:p>
+      <w:pPr>
+        <w:tabs>
+          <w:tab w:val="left" w:pos="6552"/>
+        </w:tabs>
+      </w:pPr>
+      <w:r>
+        <w:t xml:space="preserve">Student can remove the faculty only when selected by himself in case the </w:t>
+      </w:r>
+      <w:proofErr w:type="spellStart"/>
+      <w:r>
+        <w:t>hod</w:t>
+      </w:r>
+      <w:proofErr w:type="spellEnd"/>
+      <w:r>
+        <w:t xml:space="preserve"> has assigned the faculty as the guide to any student he </w:t>
+      </w:r>
+      <w:proofErr w:type="spellStart"/>
+      <w:r>
+        <w:t>can not</w:t>
+      </w:r>
+      <w:proofErr w:type="spellEnd"/>
+      <w:r>
+        <w:t xml:space="preserve"> remove it </w:t>
+      </w:r>
+    </w:p>
+    <w:p>
+      <w:pPr>
+        <w:tabs>
+          <w:tab w:val="left" w:pos="6552"/>
+        </w:tabs>
+      </w:pPr>
+      <w:r>
+        <w:t xml:space="preserve">But the admin can delete the project </w:t>
+      </w:r>
+      <w:r>
+        <w:t xml:space="preserve">selected </w:t>
+      </w:r>
+      <w:proofErr w:type="spellStart"/>
+      <w:r>
+        <w:t>ro</w:t>
+      </w:r>
+      <w:proofErr w:type="spellEnd"/>
+      <w:r>
+        <w:t xml:space="preserve"> submitted by the student </w:t>
+      </w:r>
+      <w:r>
+        <w:t xml:space="preserve">at any time </w:t>
+      </w:r>
+      <w:r>
+        <w:t xml:space="preserve">and at </w:t>
+      </w:r>
+      <w:r>
+        <w:t xml:space="preserve">any status </w:t>
+      </w:r>
+    </w:p>
+    <w:p>
+      <w:pPr>
+        <w:tabs>
+          <w:tab w:val="left" w:pos="6552"/>
+        </w:tabs>
+      </w:pPr>
+      <w:r>
+        <w:t>Admin can also delete the branch, users</w:t>
+      </w:r>
+      <w:r>
+        <w:br/>
+      </w:r>
+    </w:p>
+    <w:p>
+      <w:pPr>
+        <w:tabs>
+          <w:tab w:val="left" w:pos="6552"/>
+        </w:tabs>
+      </w:pPr>
+    </w:p>
+    <w:p>
+      <w:pPr>
+        <w:tabs>
+          <w:tab w:val="left" w:pos="6552"/>
+        </w:tabs>
+        <w:rPr>
+          <w:rFonts w:ascii="Arial" w:hAnsi="Arial" w:cs="Arial"/>
+          <w:color w:val="F87171"/>
+          <w:sz w:val="17"/>
+          <w:szCs w:val="17"/>
+        </w:rPr>
+      </w:pPr>
+      <w:r>
+        <w:t xml:space="preserve">This error is coming when we are trying to reassign the faculty to the student </w:t>
+      </w:r>
+      <w:r>
+        <w:br/>
+      </w:r>
+      <w:r>
+        <w:rPr>
+          <w:rFonts w:ascii="Arial" w:hAnsi="Arial" w:cs="Arial"/>
+          <w:color w:val="F87171"/>
+          <w:sz w:val="17"/>
+          <w:szCs w:val="17"/>
+        </w:rPr>
+        <w:t xml:space="preserve">could not execute statement [Duplicate entry '11' for key 'guide_assignments.UKi04i3fqp91nhr7ffoj9xqjox1'] [insert into </w:t>
+      </w:r>
+      <w:proofErr w:type="spellStart"/>
+      <w:r>
+        <w:rPr>
+          <w:rFonts w:ascii="Arial" w:hAnsi="Arial" w:cs="Arial"/>
+          <w:color w:val="F87171"/>
+          <w:sz w:val="17"/>
+          <w:szCs w:val="17"/>
+        </w:rPr>
+        <w:t>guide_assignments</w:t>
+      </w:r>
+      <w:proofErr w:type="spellEnd"/>
+      <w:r>
+        <w:rPr>
+          <w:rFonts w:ascii="Arial" w:hAnsi="Arial" w:cs="Arial"/>
+          <w:color w:val="F87171"/>
+          <w:sz w:val="17"/>
+          <w:szCs w:val="17"/>
+        </w:rPr>
+        <w:t xml:space="preserve"> (assigned_at,assigned_by,branch_id,faculty_id,selection_form_id,student_id) values (?,?,?,?,?,?)]; SQL [insert into </w:t>
+      </w:r>
+      <w:proofErr w:type="spellStart"/>
+      <w:r>
+        <w:rPr>
+          <w:rFonts w:ascii="Arial" w:hAnsi="Arial" w:cs="Arial"/>
+          <w:color w:val="F87171"/>
+          <w:sz w:val="17"/>
+          <w:szCs w:val="17"/>
+        </w:rPr>
+        <w:t>guide_assignments</w:t>
+      </w:r>
+      <w:proofErr w:type="spellEnd"/>
+      <w:r>
+        <w:rPr>
+          <w:rFonts w:ascii="Arial" w:hAnsi="Arial" w:cs="Arial"/>
+          <w:color w:val="F87171"/>
+          <w:sz w:val="17"/>
+          <w:szCs w:val="17"/>
+        </w:rPr>
+        <w:t xml:space="preserve"> (assigned_at,assigned_by,branch_id,faculty_id,selection_form_id,student_id) values (?,?,?,?,?,?)]; constraint [guide_assignments.UKi04i3fqp91nhr7ffoj9xqjox1]</w:t>
+      </w:r>
+    </w:p>
+    <w:p>
+      <w:pPr>
+        <w:tabs>
+          <w:tab w:val="left" w:pos="6552"/>
+        </w:tabs>
+        <w:rPr>
+          <w:rFonts w:ascii="Arial" w:hAnsi="Arial" w:cs="Arial"/>
+          <w:color w:val="F87171"/>
+          <w:sz w:val="17"/>
+          <w:szCs w:val="17"/>
+        </w:rPr>
+      </w:pPr>
+    </w:p>
+    <w:p>
+      <w:pPr>
+        <w:tabs>
+          <w:tab w:val="left" w:pos="6552"/>
+        </w:tabs>
+      </w:pPr>
+      <w:r>
+        <w:t>//////////////////////////////////////////</w:t>
+      </w:r>
+    </w:p>
+    <w:p>
+      <w:pPr>
+        <w:tabs>
+          <w:tab w:val="left" w:pos="6552"/>
+        </w:tabs>
+      </w:pPr>
+      <w:r>
+        <w:rPr>
+          <w:noProof/>
+        </w:rPr>
+        <w:lastRenderedPageBreak/>
+        <w:drawing>
+          <wp:inline distT="0" distB="0" distL="0" distR="0">
+            <wp:extent cx="5943600" cy="2806539"/>
+            <wp:effectExtent l="19050" t="0" r="0" b="0"/>
+            <wp:docPr id="5" name="Picture 1"/>
+            <wp:cNvGraphicFramePr>
+              <a:graphicFrameLocks xmlns:a="http://schemas.openxmlformats.org/drawingml/2006/main" noChangeAspect="1"/>
+            </wp:cNvGraphicFramePr>
+            <a:graphic xmlns:a="http://schemas.openxmlformats.org/drawingml/2006/main">
+              <a:graphicData uri="http://schemas.openxmlformats.org/drawingml/2006/picture">
+                <pic:pic xmlns:pic="http://schemas.openxmlformats.org/drawingml/2006/picture">
+                  <pic:nvPicPr>
+                    <pic:cNvPr id="0" name="Picture 1"/>
+                    <pic:cNvPicPr>
+                      <a:picLocks noChangeAspect="1" noChangeArrowheads="1"/>
+                    </pic:cNvPicPr>
+                  </pic:nvPicPr>
+                  <pic:blipFill>
+                    <a:blip r:embed="rId13" cstate="print"/>
+                    <a:srcRect/>
+                    <a:stretch>
+                      <a:fillRect/>
+                    </a:stretch>
+                  </pic:blipFill>
+                  <pic:spPr bwMode="auto">
+                    <a:xfrm>
+                      <a:off x="0" y="0"/>
+                      <a:ext cx="5943600" cy="2806539"/>
+                    </a:xfrm>
+                    <a:prstGeom prst="rect">
+                      <a:avLst/>
+                    </a:prstGeom>
+                    <a:noFill/>
+                    <a:ln w="9525">
+                      <a:noFill/>
+                      <a:miter lim="800000"/>
+                      <a:headEnd/>
+                      <a:tailEnd/>
+                    </a:ln>
+                  </pic:spPr>
+                </pic:pic>
+              </a:graphicData>
+            </a:graphic>
+          </wp:inline>
+        </w:drawing>
+      </w:r>
+    </w:p>
+    <w:p>
+      <w:pPr>
+        <w:tabs>
+          <w:tab w:val="left" w:pos="1800"/>
+        </w:tabs>
+      </w:pPr>
+      <w:r>
+        <w:t xml:space="preserve">Bulk </w:t>
+      </w:r>
+      <w:proofErr w:type="spellStart"/>
+      <w:r>
+        <w:t>uplode</w:t>
+      </w:r>
+      <w:proofErr w:type="spellEnd"/>
+      <w:r>
+        <w:t xml:space="preserve"> the user using </w:t>
+      </w:r>
+      <w:proofErr w:type="spellStart"/>
+      <w:r>
+        <w:t>csv</w:t>
+      </w:r>
+      <w:proofErr w:type="spellEnd"/>
+      <w:r>
+        <w:t xml:space="preserve"> file like we did in the project topic time </w:t>
+      </w:r>
+    </w:p>
+    <w:p>
+      <w:pPr>
+        <w:tabs>
+          <w:tab w:val="left" w:pos="1800"/>
+        </w:tabs>
+      </w:pPr>
+      <w:r>
+        <w:rPr>
+          <w:noProof/>
+        </w:rPr>
+        <w:drawing>
+          <wp:inline distT="0" distB="0" distL="0" distR="0">
+            <wp:extent cx="2038350" cy="2576376"/>
+            <wp:effectExtent l="19050" t="0" r="0" b="0"/>
+            <wp:docPr id="6" name="Picture 4"/>
+            <wp:cNvGraphicFramePr>
+              <a:graphicFrameLocks xmlns:a="http://schemas.openxmlformats.org/drawingml/2006/main" noChangeAspect="1"/>
+            </wp:cNvGraphicFramePr>
+            <a:graphic xmlns:a="http://schemas.openxmlformats.org/drawingml/2006/main">
+              <a:graphicData uri="http://schemas.openxmlformats.org/drawingml/2006/picture">
+                <pic:pic xmlns:pic="http://schemas.openxmlformats.org/drawingml/2006/picture">
+                  <pic:nvPicPr>
+                    <pic:cNvPr id="0" name="Picture 4"/>
+                    <pic:cNvPicPr>
+                      <a:picLocks noChangeAspect="1" noChangeArrowheads="1"/>
+                    </pic:cNvPicPr>
+                  </pic:nvPicPr>
+                  <pic:blipFill>
+                    <a:blip r:embed="rId14" cstate="print"/>
+                    <a:srcRect/>
+                    <a:stretch>
+                      <a:fillRect/>
+                    </a:stretch>
+                  </pic:blipFill>
+                  <pic:spPr bwMode="auto">
+                    <a:xfrm>
+                      <a:off x="0" y="0"/>
+                      <a:ext cx="2039888" cy="2578320"/>
+                    </a:xfrm>
+                    <a:prstGeom prst="rect">
+                      <a:avLst/>
+                    </a:prstGeom>
+                    <a:noFill/>
+                    <a:ln w="9525">
+                      <a:noFill/>
+                      <a:miter lim="800000"/>
+                      <a:headEnd/>
+                      <a:tailEnd/>
+                    </a:ln>
+                  </pic:spPr>
+                </pic:pic>
+              </a:graphicData>
+            </a:graphic>
+          </wp:inline>
+        </w:drawing>
+      </w:r>
+      <w:proofErr w:type="gramStart"/>
+      <w:r>
+        <w:t>there</w:t>
+      </w:r>
+      <w:proofErr w:type="gramEnd"/>
+      <w:r>
+        <w:t xml:space="preserve"> should be the forgot password thing and will get to reset the password using his email</w:t>
       </w:r>
     </w:p>
     <w:sectPr>
@@ -1335,7 +1670,7 @@
   <a:extraClrSchemeLst/>
   <a:extLst>
     <a:ext uri="{05A4C25C-085E-4340-85A3-A5531E510DB2}">
-      <thm15:themeFamily xmlns:thm15="http://schemas.microsoft.com/office/thememl/2012/main" xmlns="" name="Office Theme" id="{62F939B6-93AF-4DB8-9C6B-D6C7DFDC589F}" vid="{4A3C46E8-61CC-4603-A589-7422A47A8E4A}"/>
+      <thm15:themeFamily xmlns="" xmlns:thm15="http://schemas.microsoft.com/office/thememl/2012/main" name="Office Theme" id="{62F939B6-93AF-4DB8-9C6B-D6C7DFDC589F}" vid="{4A3C46E8-61CC-4603-A589-7422A47A8E4A}"/>
     </a:ext>
   </a:extLst>
 </a:theme>

--- a/changes to make and log.docx
+++ b/changes to make and log.docx
@@ -3,6 +3,9 @@
 <w:document xmlns:ve="http://schemas.openxmlformats.org/markup-compatibility/2006" xmlns:o="urn:schemas-microsoft-com:office:office" xmlns:r="http://schemas.openxmlformats.org/officeDocument/2006/relationships" xmlns:m="http://schemas.openxmlformats.org/officeDocument/2006/math" xmlns:v="urn:schemas-microsoft-com:vml" xmlns:wp="http://schemas.openxmlformats.org/drawingml/2006/wordprocessingDrawing" xmlns:w10="urn:schemas-microsoft-com:office:word" xmlns:w="http://schemas.openxmlformats.org/wordprocessingml/2006/main" xmlns:wne="http://schemas.microsoft.com/office/word/2006/wordml">
   <w:body>
     <w:p>
+      <w:pPr>
+        <w:jc w:val="both"/>
+      </w:pPr>
       <w:r>
         <w:rPr>
           <w:noProof/>
@@ -25,7 +28,7 @@
                     </pic:cNvPicPr>
                   </pic:nvPicPr>
                   <pic:blipFill>
-                    <a:blip r:embed="rId6" cstate="print"/>
+                    <a:blip r:embed="rId7" cstate="print"/>
                     <a:srcRect/>
                     <a:stretch>
                       <a:fillRect/>
@@ -54,12 +57,17 @@
         </w:drawing>
       </w:r>
     </w:p>
-    <w:p/>
+    <w:p>
+      <w:pPr>
+        <w:jc w:val="both"/>
+      </w:pPr>
+    </w:p>
     <w:p>
       <w:pPr>
         <w:tabs>
           <w:tab w:val="left" w:pos="3240"/>
         </w:tabs>
+        <w:jc w:val="both"/>
       </w:pPr>
       <w:r>
         <w:rPr>
@@ -91,7 +99,7 @@
                     </pic:cNvPicPr>
                   </pic:nvPicPr>
                   <pic:blipFill>
-                    <a:blip r:embed="rId7" cstate="print"/>
+                    <a:blip r:embed="rId8" cstate="print"/>
                     <a:srcRect/>
                     <a:stretch>
                       <a:fillRect/>
@@ -136,24 +144,70 @@
         <w:tabs>
           <w:tab w:val="left" w:pos="3240"/>
         </w:tabs>
-      </w:pPr>
-    </w:p>
-    <w:p/>
-    <w:p/>
-    <w:p/>
-    <w:p/>
-    <w:p/>
-    <w:p/>
-    <w:p/>
-    <w:p/>
-    <w:p/>
-    <w:p/>
-    <w:p/>
+        <w:jc w:val="both"/>
+      </w:pPr>
+    </w:p>
+    <w:p>
+      <w:pPr>
+        <w:jc w:val="both"/>
+      </w:pPr>
+    </w:p>
+    <w:p>
+      <w:pPr>
+        <w:jc w:val="both"/>
+      </w:pPr>
+    </w:p>
+    <w:p>
+      <w:pPr>
+        <w:jc w:val="both"/>
+      </w:pPr>
+    </w:p>
+    <w:p>
+      <w:pPr>
+        <w:jc w:val="both"/>
+      </w:pPr>
+    </w:p>
+    <w:p>
+      <w:pPr>
+        <w:jc w:val="both"/>
+      </w:pPr>
+    </w:p>
+    <w:p>
+      <w:pPr>
+        <w:jc w:val="both"/>
+      </w:pPr>
+    </w:p>
+    <w:p>
+      <w:pPr>
+        <w:jc w:val="both"/>
+      </w:pPr>
+    </w:p>
+    <w:p>
+      <w:pPr>
+        <w:jc w:val="both"/>
+      </w:pPr>
+    </w:p>
+    <w:p>
+      <w:pPr>
+        <w:jc w:val="both"/>
+      </w:pPr>
+    </w:p>
+    <w:p>
+      <w:pPr>
+        <w:jc w:val="both"/>
+      </w:pPr>
+    </w:p>
+    <w:p>
+      <w:pPr>
+        <w:jc w:val="both"/>
+      </w:pPr>
+    </w:p>
     <w:p>
       <w:pPr>
         <w:tabs>
           <w:tab w:val="left" w:pos="2112"/>
         </w:tabs>
+        <w:jc w:val="both"/>
       </w:pPr>
       <w:r>
         <w:t xml:space="preserve">Why this thing is coming when we are selecting the </w:t>
@@ -172,6 +226,7 @@
         <w:tabs>
           <w:tab w:val="left" w:pos="2112"/>
         </w:tabs>
+        <w:jc w:val="both"/>
       </w:pPr>
       <w:r>
         <w:t xml:space="preserve">There should come pop up type </w:t>
@@ -190,6 +245,7 @@
         <w:tabs>
           <w:tab w:val="left" w:pos="3240"/>
         </w:tabs>
+        <w:jc w:val="both"/>
         <w:rPr>
           <w:noProof/>
         </w:rPr>
@@ -223,7 +279,7 @@
                     </pic:cNvPicPr>
                   </pic:nvPicPr>
                   <pic:blipFill>
-                    <a:blip r:embed="rId8" cstate="print"/>
+                    <a:blip r:embed="rId9" cstate="print"/>
                     <a:srcRect/>
                     <a:stretch>
                       <a:fillRect/>
@@ -252,12 +308,17 @@
         </w:drawing>
       </w:r>
     </w:p>
-    <w:p/>
+    <w:p>
+      <w:pPr>
+        <w:jc w:val="both"/>
+      </w:pPr>
+    </w:p>
     <w:p>
       <w:pPr>
         <w:tabs>
           <w:tab w:val="left" w:pos="3240"/>
         </w:tabs>
+        <w:jc w:val="both"/>
       </w:pPr>
       <w:r>
         <w:t xml:space="preserve">Faculty </w:t>
@@ -276,6 +337,7 @@
         <w:tabs>
           <w:tab w:val="left" w:pos="3240"/>
         </w:tabs>
+        <w:jc w:val="both"/>
         <w:rPr>
           <w:noProof/>
         </w:rPr>
@@ -286,6 +348,7 @@
         <w:tabs>
           <w:tab w:val="left" w:pos="3240"/>
         </w:tabs>
+        <w:jc w:val="both"/>
         <w:rPr>
           <w:noProof/>
         </w:rPr>
@@ -320,7 +383,7 @@
                     </pic:cNvPicPr>
                   </pic:nvPicPr>
                   <pic:blipFill>
-                    <a:blip r:embed="rId9" cstate="print"/>
+                    <a:blip r:embed="rId10" cstate="print"/>
                     <a:srcRect/>
                     <a:stretch>
                       <a:fillRect/>
@@ -378,7 +441,7 @@
                     </pic:cNvPicPr>
                   </pic:nvPicPr>
                   <pic:blipFill>
-                    <a:blip r:embed="rId10" cstate="print"/>
+                    <a:blip r:embed="rId11" cstate="print"/>
                     <a:srcRect/>
                     <a:stretch>
                       <a:fillRect/>
@@ -412,6 +475,7 @@
         <w:tabs>
           <w:tab w:val="left" w:pos="3240"/>
         </w:tabs>
+        <w:jc w:val="both"/>
       </w:pPr>
       <w:r>
         <w:rPr>
@@ -436,7 +500,7 @@
                     </pic:cNvPicPr>
                   </pic:nvPicPr>
                   <pic:blipFill>
-                    <a:blip r:embed="rId11" cstate="print"/>
+                    <a:blip r:embed="rId12" cstate="print"/>
                     <a:srcRect/>
                     <a:stretch>
                       <a:fillRect/>
@@ -470,6 +534,7 @@
         <w:tabs>
           <w:tab w:val="left" w:pos="3348"/>
         </w:tabs>
+        <w:jc w:val="both"/>
       </w:pPr>
       <w:r>
         <w:t xml:space="preserve">In the project topic there should be a function where I can edit the topic </w:t>
@@ -488,6 +553,7 @@
         <w:tabs>
           <w:tab w:val="left" w:pos="3348"/>
         </w:tabs>
+        <w:jc w:val="both"/>
       </w:pPr>
       <w:r>
         <w:rPr>
@@ -511,7 +577,7 @@
                     </pic:cNvPicPr>
                   </pic:nvPicPr>
                   <pic:blipFill>
-                    <a:blip r:embed="rId12" cstate="print"/>
+                    <a:blip r:embed="rId13" cstate="print"/>
                     <a:srcRect/>
                     <a:stretch>
                       <a:fillRect/>
@@ -534,12 +600,17 @@
         </w:drawing>
       </w:r>
     </w:p>
-    <w:p/>
+    <w:p>
+      <w:pPr>
+        <w:jc w:val="both"/>
+      </w:pPr>
+    </w:p>
     <w:p>
       <w:pPr>
         <w:tabs>
           <w:tab w:val="left" w:pos="6552"/>
         </w:tabs>
+        <w:jc w:val="both"/>
       </w:pPr>
       <w:r>
         <w:t xml:space="preserve">Pop up should </w:t>
@@ -563,6 +634,7 @@
         <w:tabs>
           <w:tab w:val="left" w:pos="6552"/>
         </w:tabs>
+        <w:jc w:val="both"/>
       </w:pPr>
       <w:r>
         <w:t xml:space="preserve">The form will be circulated by the </w:t>
@@ -602,6 +674,7 @@
         <w:tabs>
           <w:tab w:val="left" w:pos="6552"/>
         </w:tabs>
+        <w:jc w:val="both"/>
       </w:pPr>
       <w:r>
         <w:t>Form contain ----</w:t>
@@ -612,6 +685,7 @@
         <w:tabs>
           <w:tab w:val="left" w:pos="6552"/>
         </w:tabs>
+        <w:jc w:val="both"/>
       </w:pPr>
       <w:r>
         <w:lastRenderedPageBreak/>
@@ -643,6 +717,7 @@
         <w:tabs>
           <w:tab w:val="left" w:pos="6552"/>
         </w:tabs>
+        <w:jc w:val="both"/>
       </w:pPr>
       <w:r>
         <w:t xml:space="preserve">Student will select </w:t>
@@ -672,6 +747,7 @@
         <w:tabs>
           <w:tab w:val="left" w:pos="6552"/>
         </w:tabs>
+        <w:jc w:val="both"/>
       </w:pPr>
       <w:r>
         <w:t>/////////////////////////////////////////////////////////</w:t>
@@ -682,6 +758,7 @@
         <w:tabs>
           <w:tab w:val="left" w:pos="6552"/>
         </w:tabs>
+        <w:jc w:val="both"/>
       </w:pPr>
       <w:r>
         <w:t xml:space="preserve">Not done yet </w:t>
@@ -710,6 +787,7 @@
         <w:tabs>
           <w:tab w:val="left" w:pos="6552"/>
         </w:tabs>
+        <w:jc w:val="both"/>
       </w:pPr>
       <w:r>
         <w:t>///////////////////////////</w:t>
@@ -720,6 +798,7 @@
         <w:tabs>
           <w:tab w:val="left" w:pos="6552"/>
         </w:tabs>
+        <w:jc w:val="both"/>
       </w:pPr>
       <w:r>
         <w:t xml:space="preserve">Student can delete the project till the time faculty did not sees </w:t>
@@ -739,6 +818,7 @@
         <w:tabs>
           <w:tab w:val="left" w:pos="6552"/>
         </w:tabs>
+        <w:jc w:val="both"/>
       </w:pPr>
       <w:r>
         <w:t xml:space="preserve">Student can remove the faculty only when selected by himself in case the </w:t>
@@ -765,6 +845,7 @@
         <w:tabs>
           <w:tab w:val="left" w:pos="6552"/>
         </w:tabs>
+        <w:jc w:val="both"/>
       </w:pPr>
       <w:r>
         <w:t xml:space="preserve">But the admin can delete the project </w:t>
@@ -795,6 +876,7 @@
         <w:tabs>
           <w:tab w:val="left" w:pos="6552"/>
         </w:tabs>
+        <w:jc w:val="both"/>
       </w:pPr>
       <w:r>
         <w:t>Admin can also delete the branch, users</w:t>
@@ -808,6 +890,7 @@
         <w:tabs>
           <w:tab w:val="left" w:pos="6552"/>
         </w:tabs>
+        <w:jc w:val="both"/>
       </w:pPr>
     </w:p>
     <w:p>
@@ -815,6 +898,7 @@
         <w:tabs>
           <w:tab w:val="left" w:pos="6552"/>
         </w:tabs>
+        <w:jc w:val="both"/>
         <w:rPr>
           <w:rFonts w:ascii="Arial" w:hAnsi="Arial" w:cs="Arial"/>
           <w:color w:val="F87171"/>
@@ -883,6 +967,7 @@
         <w:tabs>
           <w:tab w:val="left" w:pos="6552"/>
         </w:tabs>
+        <w:jc w:val="both"/>
         <w:rPr>
           <w:rFonts w:ascii="Arial" w:hAnsi="Arial" w:cs="Arial"/>
           <w:color w:val="F87171"/>
@@ -896,6 +981,7 @@
         <w:tabs>
           <w:tab w:val="left" w:pos="6552"/>
         </w:tabs>
+        <w:jc w:val="both"/>
       </w:pPr>
       <w:r>
         <w:t>//////////////////////////////////////////</w:t>
@@ -906,6 +992,7 @@
         <w:tabs>
           <w:tab w:val="left" w:pos="6552"/>
         </w:tabs>
+        <w:jc w:val="both"/>
       </w:pPr>
       <w:r>
         <w:rPr>
@@ -930,7 +1017,7 @@
                     </pic:cNvPicPr>
                   </pic:nvPicPr>
                   <pic:blipFill>
-                    <a:blip r:embed="rId13" cstate="print"/>
+                    <a:blip r:embed="rId14" cstate="print"/>
                     <a:srcRect/>
                     <a:stretch>
                       <a:fillRect/>
@@ -964,6 +1051,7 @@
         <w:tabs>
           <w:tab w:val="left" w:pos="1800"/>
         </w:tabs>
+        <w:jc w:val="both"/>
       </w:pPr>
       <w:r>
         <w:t xml:space="preserve">Bulk </w:t>
@@ -990,6 +1078,7 @@
         <w:tabs>
           <w:tab w:val="left" w:pos="1800"/>
         </w:tabs>
+        <w:jc w:val="both"/>
       </w:pPr>
       <w:r>
         <w:rPr>
@@ -1013,7 +1102,7 @@
                     </pic:cNvPicPr>
                   </pic:nvPicPr>
                   <pic:blipFill>
-                    <a:blip r:embed="rId14" cstate="print"/>
+                    <a:blip r:embed="rId15" cstate="print"/>
                     <a:srcRect/>
                     <a:stretch>
                       <a:fillRect/>
@@ -1050,6 +1139,1665 @@
         <w:t xml:space="preserve"> should be the forgot password thing and will get to reset the password using his email</w:t>
       </w:r>
     </w:p>
+    <w:p>
+      <w:pPr>
+        <w:tabs>
+          <w:tab w:val="left" w:pos="1800"/>
+        </w:tabs>
+        <w:jc w:val="both"/>
+      </w:pPr>
+    </w:p>
+    <w:p>
+      <w:pPr>
+        <w:tabs>
+          <w:tab w:val="left" w:pos="1800"/>
+        </w:tabs>
+        <w:jc w:val="both"/>
+      </w:pPr>
+      <w:r>
+        <w:t xml:space="preserve">I am not getting the </w:t>
+      </w:r>
+      <w:proofErr w:type="spellStart"/>
+      <w:r>
+        <w:t>emai</w:t>
+      </w:r>
+      <w:proofErr w:type="spellEnd"/>
+    </w:p>
+    <w:p>
+      <w:pPr>
+        <w:tabs>
+          <w:tab w:val="left" w:pos="1800"/>
+        </w:tabs>
+        <w:jc w:val="both"/>
+        <w:rPr>
+          <w:b/>
+          <w:bCs/>
+        </w:rPr>
+      </w:pPr>
+      <w:r>
+        <w:t xml:space="preserve">App password = </w:t>
+      </w:r>
+      <w:proofErr w:type="spellStart"/>
+      <w:r>
+        <w:rPr>
+          <w:b/>
+          <w:bCs/>
+        </w:rPr>
+        <w:t>wqjw</w:t>
+      </w:r>
+      <w:proofErr w:type="spellEnd"/>
+      <w:r>
+        <w:rPr>
+          <w:b/>
+          <w:bCs/>
+        </w:rPr>
+        <w:t> </w:t>
+      </w:r>
+      <w:proofErr w:type="spellStart"/>
+      <w:r>
+        <w:rPr>
+          <w:b/>
+          <w:bCs/>
+        </w:rPr>
+        <w:t>kscw</w:t>
+      </w:r>
+      <w:proofErr w:type="spellEnd"/>
+      <w:r>
+        <w:rPr>
+          <w:b/>
+          <w:bCs/>
+        </w:rPr>
+        <w:t> </w:t>
+      </w:r>
+      <w:proofErr w:type="spellStart"/>
+      <w:r>
+        <w:rPr>
+          <w:b/>
+          <w:bCs/>
+        </w:rPr>
+        <w:t>gaum</w:t>
+      </w:r>
+      <w:proofErr w:type="spellEnd"/>
+      <w:r>
+        <w:rPr>
+          <w:b/>
+          <w:bCs/>
+        </w:rPr>
+        <w:t> </w:t>
+      </w:r>
+      <w:proofErr w:type="spellStart"/>
+      <w:r>
+        <w:rPr>
+          <w:b/>
+          <w:bCs/>
+        </w:rPr>
+        <w:t>lzmv</w:t>
+      </w:r>
+      <w:proofErr w:type="spellEnd"/>
+    </w:p>
+    <w:p>
+      <w:pPr>
+        <w:tabs>
+          <w:tab w:val="left" w:pos="1800"/>
+        </w:tabs>
+        <w:jc w:val="both"/>
+        <w:rPr>
+          <w:b/>
+          <w:bCs/>
+        </w:rPr>
+      </w:pPr>
+    </w:p>
+    <w:p>
+      <w:pPr>
+        <w:pStyle w:val="NormalWeb"/>
+      </w:pPr>
+      <w:proofErr w:type="gramStart"/>
+      <w:r>
+        <w:t>set</w:t>
+      </w:r>
+      <w:proofErr w:type="gramEnd"/>
+      <w:r>
+        <w:t xml:space="preserve"> MAIL_USERNAME=pwebsite18@gmail.com</w:t>
+      </w:r>
+      <w:r>
+        <w:br/>
+        <w:t>set MAIL_PASSWORD=</w:t>
+      </w:r>
+      <w:proofErr w:type="spellStart"/>
+      <w:r>
+        <w:rPr>
+          <w:rStyle w:val="Strong"/>
+        </w:rPr>
+        <w:t>wqjw</w:t>
+      </w:r>
+      <w:proofErr w:type="spellEnd"/>
+      <w:r>
+        <w:rPr>
+          <w:rStyle w:val="Strong"/>
+        </w:rPr>
+        <w:t> </w:t>
+      </w:r>
+      <w:proofErr w:type="spellStart"/>
+      <w:r>
+        <w:rPr>
+          <w:rStyle w:val="Strong"/>
+        </w:rPr>
+        <w:t>kscw</w:t>
+      </w:r>
+      <w:proofErr w:type="spellEnd"/>
+      <w:r>
+        <w:rPr>
+          <w:rStyle w:val="Strong"/>
+        </w:rPr>
+        <w:t> </w:t>
+      </w:r>
+      <w:proofErr w:type="spellStart"/>
+      <w:r>
+        <w:rPr>
+          <w:rStyle w:val="Strong"/>
+        </w:rPr>
+        <w:t>gaum</w:t>
+      </w:r>
+      <w:proofErr w:type="spellEnd"/>
+      <w:r>
+        <w:rPr>
+          <w:rStyle w:val="Strong"/>
+        </w:rPr>
+        <w:t> </w:t>
+      </w:r>
+      <w:proofErr w:type="spellStart"/>
+      <w:r>
+        <w:rPr>
+          <w:rStyle w:val="Strong"/>
+        </w:rPr>
+        <w:t>lzmv</w:t>
+      </w:r>
+      <w:proofErr w:type="spellEnd"/>
+      <w:r>
+        <w:t xml:space="preserve"> </w:t>
+      </w:r>
+    </w:p>
+    <w:p>
+      <w:pPr>
+        <w:tabs>
+          <w:tab w:val="left" w:pos="1800"/>
+        </w:tabs>
+        <w:jc w:val="both"/>
+      </w:pPr>
+      <w:r>
+        <w:rPr>
+          <w:noProof/>
+        </w:rPr>
+        <w:lastRenderedPageBreak/>
+        <w:drawing>
+          <wp:inline distT="0" distB="0" distL="0" distR="0">
+            <wp:extent cx="5943600" cy="2795161"/>
+            <wp:effectExtent l="19050" t="0" r="0" b="0"/>
+            <wp:docPr id="12" name="Picture 1"/>
+            <wp:cNvGraphicFramePr>
+              <a:graphicFrameLocks xmlns:a="http://schemas.openxmlformats.org/drawingml/2006/main" noChangeAspect="1"/>
+            </wp:cNvGraphicFramePr>
+            <a:graphic xmlns:a="http://schemas.openxmlformats.org/drawingml/2006/main">
+              <a:graphicData uri="http://schemas.openxmlformats.org/drawingml/2006/picture">
+                <pic:pic xmlns:pic="http://schemas.openxmlformats.org/drawingml/2006/picture">
+                  <pic:nvPicPr>
+                    <pic:cNvPr id="0" name="Picture 1"/>
+                    <pic:cNvPicPr>
+                      <a:picLocks noChangeAspect="1" noChangeArrowheads="1"/>
+                    </pic:cNvPicPr>
+                  </pic:nvPicPr>
+                  <pic:blipFill>
+                    <a:blip r:embed="rId16" cstate="print"/>
+                    <a:srcRect/>
+                    <a:stretch>
+                      <a:fillRect/>
+                    </a:stretch>
+                  </pic:blipFill>
+                  <pic:spPr bwMode="auto">
+                    <a:xfrm>
+                      <a:off x="0" y="0"/>
+                      <a:ext cx="5943600" cy="2795161"/>
+                    </a:xfrm>
+                    <a:prstGeom prst="rect">
+                      <a:avLst/>
+                    </a:prstGeom>
+                    <a:noFill/>
+                    <a:ln w="9525">
+                      <a:noFill/>
+                      <a:miter lim="800000"/>
+                      <a:headEnd/>
+                      <a:tailEnd/>
+                    </a:ln>
+                  </pic:spPr>
+                </pic:pic>
+              </a:graphicData>
+            </a:graphic>
+          </wp:inline>
+        </w:drawing>
+      </w:r>
+    </w:p>
+    <w:p>
+      <w:pPr>
+        <w:ind w:firstLine="720"/>
+      </w:pPr>
+      <w:r>
+        <w:t xml:space="preserve">Once the project </w:t>
+      </w:r>
+      <w:proofErr w:type="spellStart"/>
+      <w:r>
+        <w:t>wents</w:t>
+      </w:r>
+      <w:proofErr w:type="spellEnd"/>
+      <w:r>
+        <w:t xml:space="preserve"> to archive there </w:t>
+      </w:r>
+      <w:proofErr w:type="spellStart"/>
+      <w:r>
+        <w:t>sould</w:t>
+      </w:r>
+      <w:proofErr w:type="spellEnd"/>
+      <w:r>
+        <w:t xml:space="preserve"> be an option to bring it back to normal and also to delete the project topic till the time the project topic status is </w:t>
+      </w:r>
+      <w:proofErr w:type="spellStart"/>
+      <w:r>
+        <w:t>avalible</w:t>
+      </w:r>
+      <w:proofErr w:type="spellEnd"/>
+      <w:r>
+        <w:t xml:space="preserve"> </w:t>
+      </w:r>
+      <w:r>
+        <w:br/>
+      </w:r>
+    </w:p>
+    <w:p>
+      <w:pPr>
+        <w:ind w:firstLine="720"/>
+      </w:pPr>
+      <w:r>
+        <w:t>////////////////////////////////////////////////not don//////////////////////////////</w:t>
+      </w:r>
+      <w:r>
+        <w:br/>
+      </w:r>
+      <w:r>
+        <w:t xml:space="preserve">add the </w:t>
+      </w:r>
+      <w:proofErr w:type="spellStart"/>
+      <w:r>
+        <w:t>filere</w:t>
+      </w:r>
+      <w:proofErr w:type="spellEnd"/>
+      <w:r>
+        <w:t xml:space="preserve"> search function in the required </w:t>
+      </w:r>
+      <w:proofErr w:type="spellStart"/>
+      <w:r>
+        <w:t>placess</w:t>
+      </w:r>
+      <w:proofErr w:type="spellEnd"/>
+      <w:r>
+        <w:t xml:space="preserve"> to filter out the data that we want which will make the work </w:t>
+      </w:r>
+      <w:proofErr w:type="spellStart"/>
+      <w:r>
+        <w:t>easiyer</w:t>
+      </w:r>
+      <w:proofErr w:type="spellEnd"/>
+      <w:r>
+        <w:t>.</w:t>
+      </w:r>
+    </w:p>
+    <w:p>
+      <w:pPr>
+        <w:ind w:firstLine="720"/>
+      </w:pPr>
+      <w:r>
+        <w:t>////////////////////</w:t>
+      </w:r>
+      <w:r>
+        <w:br/>
+      </w:r>
+      <w:r>
+        <w:rPr>
+          <w:noProof/>
+        </w:rPr>
+        <w:drawing>
+          <wp:inline distT="0" distB="0" distL="0" distR="0">
+            <wp:extent cx="3897630" cy="2086020"/>
+            <wp:effectExtent l="19050" t="0" r="7620" b="0"/>
+            <wp:docPr id="14" name="Picture 10"/>
+            <wp:cNvGraphicFramePr>
+              <a:graphicFrameLocks xmlns:a="http://schemas.openxmlformats.org/drawingml/2006/main" noChangeAspect="1"/>
+            </wp:cNvGraphicFramePr>
+            <a:graphic xmlns:a="http://schemas.openxmlformats.org/drawingml/2006/main">
+              <a:graphicData uri="http://schemas.openxmlformats.org/drawingml/2006/picture">
+                <pic:pic xmlns:pic="http://schemas.openxmlformats.org/drawingml/2006/picture">
+                  <pic:nvPicPr>
+                    <pic:cNvPr id="0" name="Picture 10"/>
+                    <pic:cNvPicPr>
+                      <a:picLocks noChangeAspect="1" noChangeArrowheads="1"/>
+                    </pic:cNvPicPr>
+                  </pic:nvPicPr>
+                  <pic:blipFill>
+                    <a:blip r:embed="rId17" cstate="print"/>
+                    <a:srcRect/>
+                    <a:stretch>
+                      <a:fillRect/>
+                    </a:stretch>
+                  </pic:blipFill>
+                  <pic:spPr bwMode="auto">
+                    <a:xfrm>
+                      <a:off x="0" y="0"/>
+                      <a:ext cx="3901907" cy="2088309"/>
+                    </a:xfrm>
+                    <a:prstGeom prst="rect">
+                      <a:avLst/>
+                    </a:prstGeom>
+                    <a:noFill/>
+                    <a:ln w="9525">
+                      <a:noFill/>
+                      <a:miter lim="800000"/>
+                      <a:headEnd/>
+                      <a:tailEnd/>
+                    </a:ln>
+                  </pic:spPr>
+                </pic:pic>
+              </a:graphicData>
+            </a:graphic>
+          </wp:inline>
+        </w:drawing>
+      </w:r>
+    </w:p>
+    <w:p>
+      <w:pPr>
+        <w:tabs>
+          <w:tab w:val="left" w:pos="2376"/>
+        </w:tabs>
+      </w:pPr>
+      <w:r>
+        <w:t xml:space="preserve">I WANT TO ADD MORE FILES IN IT LIKE GITHUB </w:t>
+      </w:r>
+      <w:proofErr w:type="gramStart"/>
+      <w:r>
+        <w:t>URL ,PROJECT</w:t>
+      </w:r>
+      <w:proofErr w:type="gramEnd"/>
+      <w:r>
+        <w:t xml:space="preserve"> WORING VIDEO URL OPTIONAL ,SYNPOSIS,</w:t>
+      </w:r>
+    </w:p>
+    <w:p>
+      <w:pPr>
+        <w:tabs>
+          <w:tab w:val="left" w:pos="2376"/>
+        </w:tabs>
+      </w:pPr>
+    </w:p>
+    <w:p>
+      <w:pPr>
+        <w:tabs>
+          <w:tab w:val="left" w:pos="2376"/>
+        </w:tabs>
+      </w:pPr>
+    </w:p>
+    <w:p>
+      <w:pPr>
+        <w:tabs>
+          <w:tab w:val="left" w:pos="2376"/>
+        </w:tabs>
+      </w:pPr>
+    </w:p>
+    <w:p>
+      <w:pPr>
+        <w:tabs>
+          <w:tab w:val="left" w:pos="2376"/>
+        </w:tabs>
+      </w:pPr>
+      <w:r>
+        <w:lastRenderedPageBreak/>
+        <w:t>FOR  THE OWN PROJECT ----</w:t>
+      </w:r>
+      <w:r>
+        <w:t xml:space="preserve"> </w:t>
+      </w:r>
+      <w:r>
+        <w:t>FIRST THIS THING YOU HAVE TO SUBMIT THEN AFTER THE APROVAL AND REJECTION OF FACULTY WHO IS YOUR GUIDE FOR THIS PROJECT AFTER THAT ONLY YOU WILL BE ABLE TO SUBMIT THE PROJECT CODE AND ALL</w:t>
+      </w:r>
+      <w:r>
+        <w:t xml:space="preserve"> </w:t>
+      </w:r>
+      <w:r>
+        <w:t>STUFF LIKE GITHUB URL ,PROJECT WORING VIDEO URL OPTIONAL .</w:t>
+      </w:r>
+    </w:p>
+    <w:p>
+      <w:pPr>
+        <w:tabs>
+          <w:tab w:val="left" w:pos="2376"/>
+        </w:tabs>
+      </w:pPr>
+    </w:p>
+    <w:p>
+      <w:pPr>
+        <w:tabs>
+          <w:tab w:val="left" w:pos="2376"/>
+        </w:tabs>
+      </w:pPr>
+      <w:r>
+        <w:t>1. *Project Synopsis* – A properly formatted and finalized copy of the project synopsis.</w:t>
+      </w:r>
+    </w:p>
+    <w:p>
+      <w:pPr>
+        <w:tabs>
+          <w:tab w:val="left" w:pos="2376"/>
+        </w:tabs>
+      </w:pPr>
+      <w:r>
+        <w:t>2. *PowerPoint Presentation (PPT)* – Prepare a professional presentation covering the project details and current progress.</w:t>
+      </w:r>
+    </w:p>
+    <w:p>
+      <w:pPr>
+        <w:tabs>
+          <w:tab w:val="left" w:pos="2376"/>
+        </w:tabs>
+      </w:pPr>
+      <w:r>
+        <w:t>3. *Problem Statement* – Clearly explain the problem being addressed by the project.</w:t>
+      </w:r>
+    </w:p>
+    <w:p>
+      <w:pPr>
+        <w:tabs>
+          <w:tab w:val="left" w:pos="2376"/>
+        </w:tabs>
+      </w:pPr>
+      <w:r>
+        <w:t>4. *Objectives* – Clearly defined project objectives and expected outcomes.</w:t>
+      </w:r>
+    </w:p>
+    <w:p>
+      <w:pPr>
+        <w:tabs>
+          <w:tab w:val="left" w:pos="2376"/>
+        </w:tabs>
+      </w:pPr>
+      <w:r>
+        <w:t>5. *Literature Review* – Relevant existing work/research related to the proposed project.</w:t>
+      </w:r>
+    </w:p>
+    <w:p>
+      <w:pPr>
+        <w:tabs>
+          <w:tab w:val="left" w:pos="2376"/>
+        </w:tabs>
+      </w:pPr>
+      <w:r>
+        <w:t>6. *Proposed Methodology* – Explain the approach, techniques, technologies, and workflow to be followed.</w:t>
+      </w:r>
+    </w:p>
+    <w:p>
+      <w:pPr>
+        <w:tabs>
+          <w:tab w:val="left" w:pos="2376"/>
+        </w:tabs>
+      </w:pPr>
+      <w:r>
+        <w:t>7. *System Design/Architecture* – Include the proposed system architecture, flowchart, ER diagram, use-case diagram, or other relevant diagrams.</w:t>
+      </w:r>
+    </w:p>
+    <w:p>
+      <w:pPr>
+        <w:tabs>
+          <w:tab w:val="left" w:pos="2376"/>
+        </w:tabs>
+      </w:pPr>
+      <w:r>
+        <w:t>8. *Technology Stack* – Mention the programming languages, frameworks, tools, database, and other technologies to be used.</w:t>
+      </w:r>
+    </w:p>
+    <w:p>
+      <w:pPr>
+        <w:tabs>
+          <w:tab w:val="left" w:pos="2376"/>
+        </w:tabs>
+      </w:pPr>
+      <w:r>
+        <w:t>9</w:t>
+      </w:r>
+      <w:r>
+        <w:t>. *Future Work/Plan* – Clearly mention the tasks planned for the next phase of the project.</w:t>
+      </w:r>
+    </w:p>
+    <w:p>
+      <w:pPr>
+        <w:tabs>
+          <w:tab w:val="left" w:pos="2376"/>
+        </w:tabs>
+      </w:pPr>
+      <w:r>
+        <w:rPr>
+          <w:noProof/>
+        </w:rPr>
+        <w:drawing>
+          <wp:inline distT="0" distB="0" distL="0" distR="0">
+            <wp:extent cx="5981700" cy="2924175"/>
+            <wp:effectExtent l="19050" t="0" r="0" b="0"/>
+            <wp:docPr id="15" name="Picture 13"/>
+            <wp:cNvGraphicFramePr>
+              <a:graphicFrameLocks xmlns:a="http://schemas.openxmlformats.org/drawingml/2006/main" noChangeAspect="1"/>
+            </wp:cNvGraphicFramePr>
+            <a:graphic xmlns:a="http://schemas.openxmlformats.org/drawingml/2006/main">
+              <a:graphicData uri="http://schemas.openxmlformats.org/drawingml/2006/picture">
+                <pic:pic xmlns:pic="http://schemas.openxmlformats.org/drawingml/2006/picture">
+                  <pic:nvPicPr>
+                    <pic:cNvPr id="0" name="Picture 13"/>
+                    <pic:cNvPicPr>
+                      <a:picLocks noChangeAspect="1" noChangeArrowheads="1"/>
+                    </pic:cNvPicPr>
+                  </pic:nvPicPr>
+                  <pic:blipFill>
+                    <a:blip r:embed="rId18" cstate="print"/>
+                    <a:srcRect/>
+                    <a:stretch>
+                      <a:fillRect/>
+                    </a:stretch>
+                  </pic:blipFill>
+                  <pic:spPr bwMode="auto">
+                    <a:xfrm>
+                      <a:off x="0" y="0"/>
+                      <a:ext cx="5983584" cy="2925096"/>
+                    </a:xfrm>
+                    <a:prstGeom prst="rect">
+                      <a:avLst/>
+                    </a:prstGeom>
+                    <a:noFill/>
+                    <a:ln w="9525">
+                      <a:noFill/>
+                      <a:miter lim="800000"/>
+                      <a:headEnd/>
+                      <a:tailEnd/>
+                    </a:ln>
+                  </pic:spPr>
+                </pic:pic>
+              </a:graphicData>
+            </a:graphic>
+          </wp:inline>
+        </w:drawing>
+      </w:r>
+    </w:p>
+    <w:p/>
+    <w:p/>
+    <w:p>
+      <w:pPr>
+        <w:tabs>
+          <w:tab w:val="left" w:pos="2376"/>
+        </w:tabs>
+      </w:pPr>
+      <w:r>
+        <w:t>FOR  THE available topic PROJECT ---- FIRST THIS THING YOU HAVE TO SUBMIT THEN AFTER THE APROVAL AND REJECTION OF FACULTY WHO IS YOUR GUIDE FOR THIS PROJECT AFTER THAT ONLY YOU WILL BE ABLE TO SUBMIT THE PROJECT CODE AND ALL</w:t>
+      </w:r>
+      <w:r>
+        <w:t xml:space="preserve"> </w:t>
+      </w:r>
+      <w:r>
+        <w:t>STUFF LIKE GITHUB URL ,PROJECT WORING VIDEO URL OPTIONAL .</w:t>
+      </w:r>
+    </w:p>
+    <w:p>
+      <w:pPr>
+        <w:tabs>
+          <w:tab w:val="left" w:pos="2376"/>
+        </w:tabs>
+        <w:rPr>
+          <w:b/>
+        </w:rPr>
+      </w:pPr>
+    </w:p>
+    <w:p>
+      <w:pPr>
+        <w:tabs>
+          <w:tab w:val="left" w:pos="2376"/>
+        </w:tabs>
+      </w:pPr>
+      <w:r>
+        <w:t>1. *Project Synopsis* – A properly formatted and finalized copy of the project synopsis.</w:t>
+      </w:r>
+    </w:p>
+    <w:p>
+      <w:pPr>
+        <w:tabs>
+          <w:tab w:val="left" w:pos="2376"/>
+        </w:tabs>
+      </w:pPr>
+      <w:r>
+        <w:t>2. *PowerPoint Presentation (PPT)* – Prepare a professional presentation covering the project details and current progress.</w:t>
+      </w:r>
+    </w:p>
+    <w:p>
+      <w:pPr>
+        <w:tabs>
+          <w:tab w:val="left" w:pos="2376"/>
+        </w:tabs>
+      </w:pPr>
+      <w:r>
+        <w:t>3. *Problem Statement* – Clearly explain the problem being addressed by the project.</w:t>
+      </w:r>
+    </w:p>
+    <w:p>
+      <w:pPr>
+        <w:tabs>
+          <w:tab w:val="left" w:pos="2376"/>
+        </w:tabs>
+      </w:pPr>
+      <w:r>
+        <w:t>4. *Objectives* – Clearly defined project objectives and expected outcomes.</w:t>
+      </w:r>
+    </w:p>
+    <w:p>
+      <w:pPr>
+        <w:tabs>
+          <w:tab w:val="left" w:pos="2376"/>
+        </w:tabs>
+      </w:pPr>
+      <w:r>
+        <w:t>5. *Literature Review* – Relevant existing work/research related to the proposed project.</w:t>
+      </w:r>
+    </w:p>
+    <w:p>
+      <w:pPr>
+        <w:tabs>
+          <w:tab w:val="left" w:pos="2376"/>
+        </w:tabs>
+      </w:pPr>
+      <w:r>
+        <w:t>6. *Proposed Methodology* – Explain the approach, techniques, technologies, and workflow to be followed.</w:t>
+      </w:r>
+    </w:p>
+    <w:p>
+      <w:pPr>
+        <w:tabs>
+          <w:tab w:val="left" w:pos="2376"/>
+        </w:tabs>
+      </w:pPr>
+      <w:r>
+        <w:t>7. *System Design/Architecture* – Include the proposed system architecture, flowchart, ER diagram, use-case diagram, or other relevant diagrams.</w:t>
+      </w:r>
+    </w:p>
+    <w:p>
+      <w:pPr>
+        <w:tabs>
+          <w:tab w:val="left" w:pos="2376"/>
+        </w:tabs>
+      </w:pPr>
+      <w:r>
+        <w:t>8. *Technology Stack* – Mention the programming languages, frameworks, tools, database, and other technologies to be used.</w:t>
+      </w:r>
+    </w:p>
+    <w:p>
+      <w:pPr>
+        <w:tabs>
+          <w:tab w:val="left" w:pos="2376"/>
+        </w:tabs>
+      </w:pPr>
+      <w:r>
+        <w:t>9. *Future Work/Plan* – Clearly mention the tasks planned for the next phase of the project.</w:t>
+      </w:r>
+    </w:p>
+    <w:p>
+      <w:pPr>
+        <w:tabs>
+          <w:tab w:val="left" w:pos="2376"/>
+        </w:tabs>
+      </w:pPr>
+    </w:p>
+    <w:p>
+      <w:pPr>
+        <w:tabs>
+          <w:tab w:val="left" w:pos="2288"/>
+        </w:tabs>
+      </w:pPr>
+      <w:r>
+        <w:t>/////////////////</w:t>
+      </w:r>
+      <w:r>
+        <w:t>CROSS CHECK KRNA BAAKI HAI ///////////////////////////////</w:t>
+      </w:r>
+    </w:p>
+    <w:p>
+      <w:pPr>
+        <w:tabs>
+          <w:tab w:val="left" w:pos="2288"/>
+        </w:tabs>
+      </w:pPr>
+      <w:r>
+        <w:t xml:space="preserve">Implement the following project-submission workflow in the EXISTING PAS project. Do not rewrite unrelated code. Inspect the existing Project entity, </w:t>
+      </w:r>
+      <w:proofErr w:type="spellStart"/>
+      <w:r>
+        <w:t>ProjectService</w:t>
+      </w:r>
+      <w:proofErr w:type="spellEnd"/>
+      <w:r>
+        <w:t xml:space="preserve">, controllers, file upload code, statuses, approval history and </w:t>
+      </w:r>
+      <w:proofErr w:type="spellStart"/>
+      <w:r>
+        <w:t>Thymeleaf</w:t>
+      </w:r>
+      <w:proofErr w:type="spellEnd"/>
+      <w:r>
+        <w:t xml:space="preserve"> pages first. ================================================== PROJECT SUBMISSION WORKFLOW ================================================== Both project types must follow TWO STAGES: STAGE 1 = PROJECT PROPOSAL / INITIAL DOCUMENTS STAGE 2 = FINAL PROJECT SUBMISSION The student must complete and get Faculty Guide approval for Stage 1 before Stage 2 becomes available. ================================================== 1. OWN PROJECT IDEA </w:t>
+      </w:r>
+      <w:r>
+        <w:lastRenderedPageBreak/>
+        <w:t xml:space="preserve">================================================== Flow: Student submits own project idea ↓ Faculty Guide reviews proposal ↓ APPROVED → Student can start working REJECTED → Student edits/resubmits proposal ↓ After Faculty approval ↓ Student can work on project ↓ Student submits final project/code/files ↓ Faculty reviews final project ↓ Faculty APPROVED ↓ HOD review ↓ HOD APPROVED ↓ COMPLETED ================================================== 2. AVAILABLE TOPIC PROJECT ================================================== Flow: Student selects available topic ↓ Project proposal stage ↓ Faculty Guide reviews proposal ↓ APPROVED → Student can start working REJECTED → Student edits/resubmits proposal ↓ After Faculty approval ↓ Student can work on project ↓ Student submits final project/code/files ↓ Faculty reviews final project ↓ Faculty APPROVED ↓ HOD review ↓ HOD APPROVED ↓ COMPLETED ================================================== 3. STAGE 1 – REQUIRED PROJECT PROPOSAL DOCUMENTS ================================================== Before Faculty approval, Student must submit: 1. Project Synopsis 2. </w:t>
+      </w:r>
+      <w:proofErr w:type="gramStart"/>
+      <w:r>
+        <w:t>PowerPoint Presentation (PPT) 3.</w:t>
+      </w:r>
+      <w:proofErr w:type="gramEnd"/>
+      <w:r>
+        <w:t xml:space="preserve"> </w:t>
+      </w:r>
+      <w:proofErr w:type="gramStart"/>
+      <w:r>
+        <w:t>Problem Statement 4.</w:t>
+      </w:r>
+      <w:proofErr w:type="gramEnd"/>
+      <w:r>
+        <w:t xml:space="preserve"> </w:t>
+      </w:r>
+      <w:proofErr w:type="gramStart"/>
+      <w:r>
+        <w:t>Objectives 5.</w:t>
+      </w:r>
+      <w:proofErr w:type="gramEnd"/>
+      <w:r>
+        <w:t xml:space="preserve"> </w:t>
+      </w:r>
+      <w:proofErr w:type="gramStart"/>
+      <w:r>
+        <w:t>Literature Review 6.</w:t>
+      </w:r>
+      <w:proofErr w:type="gramEnd"/>
+      <w:r>
+        <w:t xml:space="preserve"> </w:t>
+      </w:r>
+      <w:proofErr w:type="gramStart"/>
+      <w:r>
+        <w:t>Proposed Methodology 7.</w:t>
+      </w:r>
+      <w:proofErr w:type="gramEnd"/>
+      <w:r>
+        <w:t xml:space="preserve"> System Design/Architecture - Architecture - Flowchart - ER Diagram - Use Case Diagram - Other relevant diagrams 8. </w:t>
+      </w:r>
+      <w:proofErr w:type="gramStart"/>
+      <w:r>
+        <w:t>Technology Stack 9.</w:t>
+      </w:r>
+      <w:proofErr w:type="gramEnd"/>
+      <w:r>
+        <w:t xml:space="preserve"> Future Work/Plan These documents/details are part of the initial proposal and must be available to the Faculty Guide for review. ================================================== 4. STAGE 1 RESTRICTION ================================================== Before Faculty approves the proposal: Student MUST NOT be allowed to submit: - Project source code - </w:t>
+      </w:r>
+      <w:proofErr w:type="spellStart"/>
+      <w:r>
+        <w:t>GitHub</w:t>
+      </w:r>
+      <w:proofErr w:type="spellEnd"/>
+      <w:r>
+        <w:t xml:space="preserve"> URL - Project working video URL - Final project files The UI must not show the final submission option before Faculty approval. Backend must also block direct requests. ================================================== 5. FACULTY PROPOSAL REVIEW ================================================== Assigned Faculty Guide reviews Stage 1. Faculty can: APPROVE: - Proposal becomes approved. - Student can start working. - Stage 2 becomes available. REJECT: - Rejection reason is mandatory. - Comments can be added. - Student can edit the proposal. - Student can resubmit. - It goes back to the same Faculty Guide for review. - Approval history must preserve all previous actions. ================================================== 6. STAGE 2 – FINAL PROJECT SUBMISSION ================================================== Only after Faculty approves Stage 1, show: "Submit Final Project" Student can then submit: - Project source code/files - </w:t>
+      </w:r>
+      <w:proofErr w:type="spellStart"/>
+      <w:r>
+        <w:t>GitHub</w:t>
+      </w:r>
+      <w:proofErr w:type="spellEnd"/>
+      <w:r>
+        <w:t xml:space="preserve"> URL - Project working/demo video URL (OPTIONAL) - Final report/files as supported by the existing system </w:t>
+      </w:r>
+      <w:proofErr w:type="spellStart"/>
+      <w:r>
+        <w:t>GitHub</w:t>
+      </w:r>
+      <w:proofErr w:type="spellEnd"/>
+      <w:r>
+        <w:t xml:space="preserve"> URL and working video URL are optional. Do NOT make optional fields mandatory. ================================================== 7. FINAL PROJECT REVIEW ================================================== After Stage 2 submission: Student ↓ Assigned Faculty Guide reviews final project ↓ APPROVED → HOD Review REJECTED → Student edits final project and resubmits to Faculty </w:t>
+      </w:r>
+      <w:proofErr w:type="spellStart"/>
+      <w:r>
+        <w:t>Faculty</w:t>
+      </w:r>
+      <w:proofErr w:type="spellEnd"/>
+      <w:r>
+        <w:t xml:space="preserve"> rejection </w:t>
+      </w:r>
+      <w:r>
+        <w:lastRenderedPageBreak/>
+        <w:t xml:space="preserve">requires a rejection reason. After Faculty approval: Faculty ↓ HOD Review ↓ HOD APPROVED → COMPLETED HOD REJECTED → Student resubmits to HOD </w:t>
+      </w:r>
+      <w:proofErr w:type="spellStart"/>
+      <w:r>
+        <w:t>HOD</w:t>
+      </w:r>
+      <w:proofErr w:type="spellEnd"/>
+      <w:r>
+        <w:t xml:space="preserve"> rejection requires a rejection reason. ================================================== 8. UI CHANGES ================================================== Update the Student Project Details page based on project stage/status. BEFORE FACULTY PROPOSAL APPROVAL: Show: "Submit/Resubmit Project Proposal" Do NOT show final code/</w:t>
+      </w:r>
+      <w:proofErr w:type="spellStart"/>
+      <w:r>
+        <w:t>GitHub</w:t>
+      </w:r>
+      <w:proofErr w:type="spellEnd"/>
+      <w:r>
+        <w:t>/video submission. AFTER FACULTY PROPOSAL APPROVAL: Show: "Start Working" After student starts working: Show: "Submit Final Project" The page should clearly indicate: Stage 1: Proposal &amp; Initial Documents Stage 2: Final Project Submission ================================================== 9. IMPORTANT ================================================== Do not create a separate workflow for Own Idea and Available Topic unless necessary. Both should use the same proposal → Faculty approval → final submission workflow. Keep the existing project approval history and statuses where possible. Do not break guide assignment, branch restrictions, rejection/resubmission or HOD approval. Enforce all restrictions in the backend/service layer, not only in HTML. Run: .\mvnw.cmd clean compile Fix compilation/startup errors before finishing.</w:t>
+      </w:r>
+    </w:p>
+    <w:p>
+      <w:pPr>
+        <w:tabs>
+          <w:tab w:val="left" w:pos="2288"/>
+        </w:tabs>
+      </w:pPr>
+      <w:r>
+        <w:t>I have fully completed the implementation of your two-stage Project Submission Workflow. The project now successfully compiles, and the entire system strictly handles </w:t>
+      </w:r>
+      <w:r>
+        <w:rPr>
+          <w:b/>
+          <w:bCs/>
+        </w:rPr>
+        <w:t>Stage 1 (Proposal)</w:t>
+      </w:r>
+      <w:r>
+        <w:t> and </w:t>
+      </w:r>
+      <w:r>
+        <w:rPr>
+          <w:b/>
+          <w:bCs/>
+        </w:rPr>
+        <w:t>Stage 2 (Final Submission)</w:t>
+      </w:r>
+      <w:r>
+        <w:t> in both the backend and frontend.</w:t>
+      </w:r>
+    </w:p>
+    <w:p>
+      <w:pPr>
+        <w:tabs>
+          <w:tab w:val="left" w:pos="2288"/>
+        </w:tabs>
+      </w:pPr>
+      <w:r>
+        <w:t xml:space="preserve">What was completed in this </w:t>
+      </w:r>
+      <w:proofErr w:type="gramStart"/>
+      <w:r>
+        <w:t>session:</w:t>
+      </w:r>
+      <w:proofErr w:type="gramEnd"/>
+    </w:p>
+    <w:p>
+      <w:pPr>
+        <w:numPr>
+          <w:ilvl w:val="0"/>
+          <w:numId w:val="1"/>
+        </w:numPr>
+        <w:tabs>
+          <w:tab w:val="left" w:pos="2288"/>
+        </w:tabs>
+      </w:pPr>
+      <w:r>
+        <w:rPr>
+          <w:b/>
+          <w:bCs/>
+        </w:rPr>
+        <w:t>Entity Extensions (Project.java):</w:t>
+      </w:r>
+    </w:p>
+    <w:p>
+      <w:pPr>
+        <w:numPr>
+          <w:ilvl w:val="1"/>
+          <w:numId w:val="1"/>
+        </w:numPr>
+        <w:tabs>
+          <w:tab w:val="left" w:pos="2288"/>
+        </w:tabs>
+      </w:pPr>
+      <w:r>
+        <w:t>Added Stage 1 fields: synopsis, pptFilePath, problemStatement, objectives, literatureReview, methodology, systemDesign, and </w:t>
+      </w:r>
+      <w:proofErr w:type="spellStart"/>
+      <w:r>
+        <w:t>futureWork</w:t>
+      </w:r>
+      <w:proofErr w:type="spellEnd"/>
+      <w:r>
+        <w:t>.</w:t>
+      </w:r>
+    </w:p>
+    <w:p>
+      <w:pPr>
+        <w:numPr>
+          <w:ilvl w:val="1"/>
+          <w:numId w:val="1"/>
+        </w:numPr>
+        <w:tabs>
+          <w:tab w:val="left" w:pos="2288"/>
+        </w:tabs>
+      </w:pPr>
+      <w:r>
+        <w:t>Added Stage 2 fields: </w:t>
+      </w:r>
+      <w:proofErr w:type="spellStart"/>
+      <w:r>
+        <w:t>githubUrl</w:t>
+      </w:r>
+      <w:proofErr w:type="spellEnd"/>
+      <w:r>
+        <w:t> and </w:t>
+      </w:r>
+      <w:proofErr w:type="spellStart"/>
+      <w:r>
+        <w:t>videoUrl</w:t>
+      </w:r>
+      <w:proofErr w:type="spellEnd"/>
+      <w:r>
+        <w:t>.</w:t>
+      </w:r>
+    </w:p>
+    <w:p>
+      <w:pPr>
+        <w:numPr>
+          <w:ilvl w:val="0"/>
+          <w:numId w:val="1"/>
+        </w:numPr>
+        <w:tabs>
+          <w:tab w:val="left" w:pos="2288"/>
+        </w:tabs>
+      </w:pPr>
+      <w:r>
+        <w:rPr>
+          <w:b/>
+          <w:bCs/>
+        </w:rPr>
+        <w:t>Core Service Rules (</w:t>
+      </w:r>
+      <w:proofErr w:type="spellStart"/>
+      <w:r>
+        <w:rPr>
+          <w:b/>
+          <w:bCs/>
+        </w:rPr>
+        <w:t>ProjectService</w:t>
+      </w:r>
+      <w:proofErr w:type="spellEnd"/>
+      <w:r>
+        <w:rPr>
+          <w:b/>
+          <w:bCs/>
+        </w:rPr>
+        <w:t>):</w:t>
+      </w:r>
+    </w:p>
+    <w:p>
+      <w:pPr>
+        <w:numPr>
+          <w:ilvl w:val="1"/>
+          <w:numId w:val="1"/>
+        </w:numPr>
+        <w:tabs>
+          <w:tab w:val="left" w:pos="2288"/>
+        </w:tabs>
+      </w:pPr>
+      <w:r>
+        <w:t>Restructured the internal state machine. After selecting an idea/topic, students must now call </w:t>
+      </w:r>
+    </w:p>
+    <w:p>
+      <w:pPr>
+        <w:tabs>
+          <w:tab w:val="left" w:pos="2288"/>
+        </w:tabs>
+      </w:pPr>
+      <w:r>
+        <w:pict>
+          <v:shapetype id="_x0000_t75" coordsize="21600,21600" o:spt="75" o:preferrelative="t" path="m@4@5l@4@11@9@11@9@5xe" filled="f" stroked="f">
+            <v:stroke joinstyle="miter"/>
+            <v:formulas>
+              <v:f eqn="if lineDrawn pixelLineWidth 0"/>
+              <v:f eqn="sum @0 1 0"/>
+              <v:f eqn="sum 0 0 @1"/>
+              <v:f eqn="prod @2 1 2"/>
+              <v:f eqn="prod @3 21600 pixelWidth"/>
+              <v:f eqn="prod @3 21600 pixelHeight"/>
+              <v:f eqn="sum @0 0 1"/>
+              <v:f eqn="prod @6 1 2"/>
+              <v:f eqn="prod @7 21600 pixelWidth"/>
+              <v:f eqn="sum @8 21600 0"/>
+              <v:f eqn="prod @7 21600 pixelHeight"/>
+              <v:f eqn="sum @10 21600 0"/>
+            </v:formulas>
+            <v:path o:extrusionok="f" gradientshapeok="t" o:connecttype="rect"/>
+            <o:lock v:ext="edit" aspectratio="t"/>
+          </v:shapetype>
+          <v:shape id="_x0000_i1025" type="#_x0000_t75" alt="" style="width:24pt;height:24pt"/>
+        </w:pict>
+      </w:r>
+    </w:p>
+    <w:p>
+      <w:pPr>
+        <w:tabs>
+          <w:tab w:val="left" w:pos="2288"/>
+        </w:tabs>
+      </w:pPr>
+      <w:proofErr w:type="spellStart"/>
+      <w:proofErr w:type="gramStart"/>
+      <w:r>
+        <w:t>submitProposal</w:t>
+      </w:r>
+      <w:proofErr w:type="spellEnd"/>
+      <w:r>
+        <w:t>(</w:t>
+      </w:r>
+      <w:proofErr w:type="gramEnd"/>
+      <w:r>
+        <w:t>) changing the status to PROPOSAL_PENDING_FACULTY.</w:t>
+      </w:r>
+    </w:p>
+    <w:p>
+      <w:pPr>
+        <w:numPr>
+          <w:ilvl w:val="1"/>
+          <w:numId w:val="1"/>
+        </w:numPr>
+        <w:tabs>
+          <w:tab w:val="left" w:pos="2288"/>
+        </w:tabs>
+      </w:pPr>
+      <w:r>
+        <w:t>Before coding/building, Faculty must use </w:t>
+      </w:r>
+    </w:p>
+    <w:p>
+      <w:pPr>
+        <w:tabs>
+          <w:tab w:val="left" w:pos="2288"/>
+        </w:tabs>
+      </w:pPr>
+      <w:r>
+        <w:pict>
+          <v:shape id="_x0000_i1026" type="#_x0000_t75" alt="" style="width:24pt;height:24pt"/>
+        </w:pict>
+      </w:r>
+    </w:p>
+    <w:p>
+      <w:pPr>
+        <w:tabs>
+          <w:tab w:val="left" w:pos="2288"/>
+        </w:tabs>
+      </w:pPr>
+      <w:proofErr w:type="spellStart"/>
+      <w:proofErr w:type="gramStart"/>
+      <w:r>
+        <w:lastRenderedPageBreak/>
+        <w:t>approveProposal</w:t>
+      </w:r>
+      <w:proofErr w:type="spellEnd"/>
+      <w:r>
+        <w:t>(</w:t>
+      </w:r>
+      <w:proofErr w:type="gramEnd"/>
+      <w:r>
+        <w:t>) -&gt; project switches to PROPOSAL_APPROVED.</w:t>
+      </w:r>
+    </w:p>
+    <w:p>
+      <w:pPr>
+        <w:numPr>
+          <w:ilvl w:val="1"/>
+          <w:numId w:val="1"/>
+        </w:numPr>
+        <w:tabs>
+          <w:tab w:val="left" w:pos="2288"/>
+        </w:tabs>
+      </w:pPr>
+      <w:r>
+        <w:t>Student calls </w:t>
+      </w:r>
+    </w:p>
+    <w:p>
+      <w:pPr>
+        <w:tabs>
+          <w:tab w:val="left" w:pos="2288"/>
+        </w:tabs>
+      </w:pPr>
+      <w:r>
+        <w:pict>
+          <v:shape id="_x0000_i1027" type="#_x0000_t75" alt="" style="width:24pt;height:24pt"/>
+        </w:pict>
+      </w:r>
+    </w:p>
+    <w:p>
+      <w:pPr>
+        <w:tabs>
+          <w:tab w:val="left" w:pos="2288"/>
+        </w:tabs>
+      </w:pPr>
+      <w:proofErr w:type="spellStart"/>
+      <w:proofErr w:type="gramStart"/>
+      <w:r>
+        <w:t>startWorking</w:t>
+      </w:r>
+      <w:proofErr w:type="spellEnd"/>
+      <w:r>
+        <w:t>(</w:t>
+      </w:r>
+      <w:proofErr w:type="gramEnd"/>
+      <w:r>
+        <w:t xml:space="preserve">) -&gt; switches to STUDENT_WORKING. From this status only, they can submit their final ZIP/PDF attachments with new </w:t>
+      </w:r>
+      <w:proofErr w:type="spellStart"/>
+      <w:r>
+        <w:t>Github</w:t>
+      </w:r>
+      <w:proofErr w:type="spellEnd"/>
+      <w:r>
+        <w:t xml:space="preserve"> and Video links in Stage 2.</w:t>
+      </w:r>
+    </w:p>
+    <w:p>
+      <w:pPr>
+        <w:numPr>
+          <w:ilvl w:val="1"/>
+          <w:numId w:val="1"/>
+        </w:numPr>
+        <w:tabs>
+          <w:tab w:val="left" w:pos="2288"/>
+        </w:tabs>
+      </w:pPr>
+      <w:r>
+        <w:t>Resubmission logic was hardened. Rejections are routed backward to where they failed (PROJECT_IDEA_PENDING_FACULTY, PROPOSAL_PENDING_FACULTY, PENDING_FACULTY_REVIEW, or PENDING_HOD_REVIEW).</w:t>
+      </w:r>
+    </w:p>
+    <w:p>
+      <w:pPr>
+        <w:numPr>
+          <w:ilvl w:val="0"/>
+          <w:numId w:val="1"/>
+        </w:numPr>
+        <w:tabs>
+          <w:tab w:val="left" w:pos="2288"/>
+        </w:tabs>
+      </w:pPr>
+      <w:r>
+        <w:rPr>
+          <w:b/>
+          <w:bCs/>
+        </w:rPr>
+        <w:t>Student UI Updates:</w:t>
+      </w:r>
+    </w:p>
+    <w:p>
+      <w:pPr>
+        <w:numPr>
+          <w:ilvl w:val="1"/>
+          <w:numId w:val="1"/>
+        </w:numPr>
+        <w:tabs>
+          <w:tab w:val="left" w:pos="2288"/>
+        </w:tabs>
+      </w:pPr>
+      <w:r>
+        <w:rPr>
+          <w:b/>
+          <w:bCs/>
+        </w:rPr>
+        <w:t>Project Detail Page (</w:t>
+      </w:r>
+    </w:p>
+    <w:p>
+      <w:pPr>
+        <w:tabs>
+          <w:tab w:val="left" w:pos="2288"/>
+        </w:tabs>
+      </w:pPr>
+      <w:r>
+        <w:pict>
+          <v:shape id="_x0000_i1028" type="#_x0000_t75" alt="" style="width:24pt;height:24pt"/>
+        </w:pict>
+      </w:r>
+    </w:p>
+    <w:p>
+      <w:pPr>
+        <w:tabs>
+          <w:tab w:val="left" w:pos="2288"/>
+        </w:tabs>
+      </w:pPr>
+      <w:r>
+        <w:t>project-detail.html</w:t>
+      </w:r>
+      <w:r>
+        <w:rPr>
+          <w:b/>
+          <w:bCs/>
+        </w:rPr>
+        <w:t>)</w:t>
+      </w:r>
+      <w:r>
+        <w:t>: Added UI components that change step-by-step: "Submit Proposal" -&gt; "Start Working" -&gt; "Submit Final Project". Action buttons only show when the timeline allows them.</w:t>
+      </w:r>
+    </w:p>
+    <w:p>
+      <w:pPr>
+        <w:numPr>
+          <w:ilvl w:val="1"/>
+          <w:numId w:val="1"/>
+        </w:numPr>
+        <w:tabs>
+          <w:tab w:val="left" w:pos="2288"/>
+        </w:tabs>
+      </w:pPr>
+      <w:r>
+        <w:rPr>
+          <w:b/>
+          <w:bCs/>
+        </w:rPr>
+        <w:t>Proposal Form (</w:t>
+      </w:r>
+    </w:p>
+    <w:p>
+      <w:pPr>
+        <w:tabs>
+          <w:tab w:val="left" w:pos="2288"/>
+        </w:tabs>
+      </w:pPr>
+      <w:r>
+        <w:pict>
+          <v:shape id="_x0000_i1029" type="#_x0000_t75" alt="" style="width:24pt;height:24pt"/>
+        </w:pict>
+      </w:r>
+    </w:p>
+    <w:p>
+      <w:pPr>
+        <w:tabs>
+          <w:tab w:val="left" w:pos="2288"/>
+        </w:tabs>
+      </w:pPr>
+      <w:r>
+        <w:t>project-proposal.html</w:t>
+      </w:r>
+      <w:r>
+        <w:rPr>
+          <w:b/>
+          <w:bCs/>
+        </w:rPr>
+        <w:t>)</w:t>
+      </w:r>
+      <w:r>
+        <w:t>: Created a brand new form for submitting only the initial design requirements and a PPT file.</w:t>
+      </w:r>
+    </w:p>
+    <w:p>
+      <w:pPr>
+        <w:numPr>
+          <w:ilvl w:val="1"/>
+          <w:numId w:val="1"/>
+        </w:numPr>
+        <w:tabs>
+          <w:tab w:val="left" w:pos="2288"/>
+        </w:tabs>
+      </w:pPr>
+      <w:r>
+        <w:rPr>
+          <w:b/>
+          <w:bCs/>
+        </w:rPr>
+        <w:t>Final Submission (</w:t>
+      </w:r>
+    </w:p>
+    <w:p>
+      <w:pPr>
+        <w:tabs>
+          <w:tab w:val="left" w:pos="2288"/>
+        </w:tabs>
+      </w:pPr>
+      <w:r>
+        <w:pict>
+          <v:shape id="_x0000_i1030" type="#_x0000_t75" alt="" style="width:24pt;height:24pt"/>
+        </w:pict>
+      </w:r>
+    </w:p>
+    <w:p>
+      <w:pPr>
+        <w:tabs>
+          <w:tab w:val="left" w:pos="2288"/>
+        </w:tabs>
+      </w:pPr>
+      <w:proofErr w:type="gramStart"/>
+      <w:r>
+        <w:t>project-submit.html</w:t>
+      </w:r>
+      <w:proofErr w:type="gramEnd"/>
+      <w:r>
+        <w:rPr>
+          <w:b/>
+          <w:bCs/>
+        </w:rPr>
+        <w:t>)</w:t>
+      </w:r>
+      <w:r>
+        <w:t xml:space="preserve">: Now takes the final PDF, source ZIP, </w:t>
+      </w:r>
+      <w:proofErr w:type="spellStart"/>
+      <w:r>
+        <w:t>GitHub</w:t>
+      </w:r>
+      <w:proofErr w:type="spellEnd"/>
+      <w:r>
+        <w:t xml:space="preserve"> URL, and Video URL. </w:t>
+      </w:r>
+      <w:proofErr w:type="gramStart"/>
+      <w:r>
+        <w:t>Added the 5-step detailed timeline to track exact progress.</w:t>
+      </w:r>
+      <w:proofErr w:type="gramEnd"/>
+    </w:p>
+    <w:p>
+      <w:pPr>
+        <w:numPr>
+          <w:ilvl w:val="1"/>
+          <w:numId w:val="1"/>
+        </w:numPr>
+        <w:tabs>
+          <w:tab w:val="left" w:pos="2288"/>
+        </w:tabs>
+      </w:pPr>
+      <w:r>
+        <w:rPr>
+          <w:b/>
+          <w:bCs/>
+        </w:rPr>
+        <w:t>Project Edit (</w:t>
+      </w:r>
+    </w:p>
+    <w:p>
+      <w:pPr>
+        <w:tabs>
+          <w:tab w:val="left" w:pos="2288"/>
+        </w:tabs>
+      </w:pPr>
+      <w:r>
+        <w:pict>
+          <v:shape id="_x0000_i1031" type="#_x0000_t75" alt="" style="width:24pt;height:24pt"/>
+        </w:pict>
+      </w:r>
+    </w:p>
+    <w:p>
+      <w:pPr>
+        <w:tabs>
+          <w:tab w:val="left" w:pos="2288"/>
+        </w:tabs>
+      </w:pPr>
+      <w:r>
+        <w:t>project-edit.html</w:t>
+      </w:r>
+      <w:r>
+        <w:rPr>
+          <w:b/>
+          <w:bCs/>
+        </w:rPr>
+        <w:t>)</w:t>
+      </w:r>
+      <w:r>
+        <w:t>: Can now detect if the project was rejected at the "Proposal Stage" or the "Final Project Stage" and accurately show the correct respective form for revision.</w:t>
+      </w:r>
+    </w:p>
+    <w:p>
+      <w:pPr>
+        <w:numPr>
+          <w:ilvl w:val="0"/>
+          <w:numId w:val="1"/>
+        </w:numPr>
+        <w:tabs>
+          <w:tab w:val="left" w:pos="2288"/>
+        </w:tabs>
+      </w:pPr>
+      <w:r>
+        <w:rPr>
+          <w:b/>
+          <w:bCs/>
+        </w:rPr>
+        <w:lastRenderedPageBreak/>
+        <w:t>Faculty Tools:</w:t>
+      </w:r>
+    </w:p>
+    <w:p>
+      <w:pPr>
+        <w:numPr>
+          <w:ilvl w:val="1"/>
+          <w:numId w:val="1"/>
+        </w:numPr>
+        <w:tabs>
+          <w:tab w:val="left" w:pos="2288"/>
+        </w:tabs>
+      </w:pPr>
+      <w:r>
+        <w:rPr>
+          <w:b/>
+          <w:bCs/>
+        </w:rPr>
+        <w:t>Faculty Dashboard (</w:t>
+      </w:r>
+    </w:p>
+    <w:p>
+      <w:pPr>
+        <w:tabs>
+          <w:tab w:val="left" w:pos="2288"/>
+        </w:tabs>
+      </w:pPr>
+      <w:r>
+        <w:pict>
+          <v:shape id="_x0000_i1032" type="#_x0000_t75" alt="" style="width:24pt;height:24pt"/>
+        </w:pict>
+      </w:r>
+    </w:p>
+    <w:p>
+      <w:pPr>
+        <w:tabs>
+          <w:tab w:val="left" w:pos="2288"/>
+        </w:tabs>
+      </w:pPr>
+      <w:r>
+        <w:t>dashboard.html</w:t>
+      </w:r>
+      <w:r>
+        <w:rPr>
+          <w:b/>
+          <w:bCs/>
+        </w:rPr>
+        <w:t>)</w:t>
+      </w:r>
+      <w:r>
+        <w:t>: Combined the un-started projects into a consolidated "Pending Idea/Proposal Reviews" section for easier inbox clearing.</w:t>
+      </w:r>
+    </w:p>
+    <w:p>
+      <w:pPr>
+        <w:numPr>
+          <w:ilvl w:val="1"/>
+          <w:numId w:val="1"/>
+        </w:numPr>
+        <w:tabs>
+          <w:tab w:val="left" w:pos="2288"/>
+        </w:tabs>
+      </w:pPr>
+      <w:r>
+        <w:rPr>
+          <w:b/>
+          <w:bCs/>
+        </w:rPr>
+        <w:t>Faculty Controller</w:t>
+      </w:r>
+      <w:r>
+        <w:t>: Added </w:t>
+      </w:r>
+    </w:p>
+    <w:p>
+      <w:pPr>
+        <w:tabs>
+          <w:tab w:val="left" w:pos="2288"/>
+        </w:tabs>
+      </w:pPr>
+      <w:r>
+        <w:pict>
+          <v:shape id="_x0000_i1033" type="#_x0000_t75" alt="" style="width:24pt;height:24pt"/>
+        </w:pict>
+      </w:r>
+    </w:p>
+    <w:p>
+      <w:pPr>
+        <w:tabs>
+          <w:tab w:val="left" w:pos="2288"/>
+        </w:tabs>
+      </w:pPr>
+      <w:proofErr w:type="spellStart"/>
+      <w:proofErr w:type="gramStart"/>
+      <w:r>
+        <w:t>approveProposal</w:t>
+      </w:r>
+      <w:proofErr w:type="spellEnd"/>
+      <w:proofErr w:type="gramEnd"/>
+      <w:r>
+        <w:t>, </w:t>
+      </w:r>
+    </w:p>
+    <w:p>
+      <w:pPr>
+        <w:tabs>
+          <w:tab w:val="left" w:pos="2288"/>
+        </w:tabs>
+      </w:pPr>
+      <w:r>
+        <w:pict>
+          <v:shape id="_x0000_i1034" type="#_x0000_t75" alt="" style="width:24pt;height:24pt"/>
+        </w:pict>
+      </w:r>
+    </w:p>
+    <w:p>
+      <w:pPr>
+        <w:tabs>
+          <w:tab w:val="left" w:pos="2288"/>
+        </w:tabs>
+      </w:pPr>
+      <w:proofErr w:type="spellStart"/>
+      <w:proofErr w:type="gramStart"/>
+      <w:r>
+        <w:t>rejectProposal</w:t>
+      </w:r>
+      <w:proofErr w:type="spellEnd"/>
+      <w:proofErr w:type="gramEnd"/>
+      <w:r>
+        <w:t>, and download/</w:t>
+      </w:r>
+      <w:proofErr w:type="spellStart"/>
+      <w:r>
+        <w:t>ppt</w:t>
+      </w:r>
+      <w:proofErr w:type="spellEnd"/>
+      <w:r>
+        <w:t> endpoints.</w:t>
+      </w:r>
+    </w:p>
+    <w:p>
+      <w:pPr>
+        <w:numPr>
+          <w:ilvl w:val="1"/>
+          <w:numId w:val="1"/>
+        </w:numPr>
+        <w:tabs>
+          <w:tab w:val="left" w:pos="2288"/>
+        </w:tabs>
+      </w:pPr>
+      <w:r>
+        <w:rPr>
+          <w:b/>
+          <w:bCs/>
+        </w:rPr>
+        <w:t>Project Review Page (</w:t>
+      </w:r>
+    </w:p>
+    <w:p>
+      <w:pPr>
+        <w:tabs>
+          <w:tab w:val="left" w:pos="2288"/>
+        </w:tabs>
+      </w:pPr>
+      <w:r>
+        <w:pict>
+          <v:shape id="_x0000_i1035" type="#_x0000_t75" alt="" style="width:24pt;height:24pt"/>
+        </w:pict>
+      </w:r>
+    </w:p>
+    <w:p>
+      <w:pPr>
+        <w:tabs>
+          <w:tab w:val="left" w:pos="2288"/>
+        </w:tabs>
+      </w:pPr>
+      <w:r>
+        <w:t>project-review.html</w:t>
+      </w:r>
+      <w:r>
+        <w:rPr>
+          <w:b/>
+          <w:bCs/>
+        </w:rPr>
+        <w:t>)</w:t>
+      </w:r>
+      <w:r>
+        <w:t>: Created a dedicated, detailed yellow panel that isolates the Proposal Fields (Problem Statement, Objectives, etc.) so that the faculty can quickly verify the project requirements and click "Approve Proposal" before any code gets written. The final panel now additionally renders clickable "</w:t>
+      </w:r>
+      <w:proofErr w:type="spellStart"/>
+      <w:r>
+        <w:t>GitHub</w:t>
+      </w:r>
+      <w:proofErr w:type="spellEnd"/>
+      <w:r>
+        <w:t>" and "Video" links if provided.</w:t>
+      </w:r>
+    </w:p>
+    <w:p>
+      <w:pPr>
+        <w:tabs>
+          <w:tab w:val="left" w:pos="2288"/>
+        </w:tabs>
+      </w:pPr>
+      <w:r>
+        <w:t>Everything has been verified manually against your existing MVC layouts, and a clean compile via </w:t>
+      </w:r>
+      <w:proofErr w:type="spellStart"/>
+      <w:r>
+        <w:t>mvn</w:t>
+      </w:r>
+      <w:proofErr w:type="spellEnd"/>
+      <w:r>
+        <w:t> indicates there are no compilation errors. The workflow restrictions are firmly built directly into the service layer, keeping unauthorized direct URL calls completely locked out.</w:t>
+      </w:r>
+    </w:p>
+    <w:p>
+      <w:pPr>
+        <w:tabs>
+          <w:tab w:val="left" w:pos="2288"/>
+        </w:tabs>
+      </w:pPr>
+    </w:p>
     <w:sectPr>
       <w:pgSz w:w="12240" w:h="15840"/>
       <w:pgMar w:top="1440" w:right="1440" w:bottom="1440" w:left="1440" w:header="708" w:footer="708" w:gutter="0"/>
@@ -1108,6 +2856,131 @@
     </w:p>
   </w:footnote>
 </w:footnotes>
+</file>
+
+<file path=word/numbering.xml><?xml version="1.0" encoding="utf-8"?>
+<w:numbering xmlns:ve="http://schemas.openxmlformats.org/markup-compatibility/2006" xmlns:o="urn:schemas-microsoft-com:office:office" xmlns:r="http://schemas.openxmlformats.org/officeDocument/2006/relationships" xmlns:m="http://schemas.openxmlformats.org/officeDocument/2006/math" xmlns:v="urn:schemas-microsoft-com:vml" xmlns:wp="http://schemas.openxmlformats.org/drawingml/2006/wordprocessingDrawing" xmlns:w10="urn:schemas-microsoft-com:office:word" xmlns:w="http://schemas.openxmlformats.org/wordprocessingml/2006/main" xmlns:wne="http://schemas.microsoft.com/office/word/2006/wordml">
+  <w:abstractNum w:abstractNumId="0">
+    <w:nsid w:val="4AA60CA9"/>
+    <w:multiLevelType w:val="multilevel"/>
+    <w:tmpl w:val="AB765E3E"/>
+    <w:lvl w:ilvl="0">
+      <w:start w:val="1"/>
+      <w:numFmt w:val="decimal"/>
+      <w:lvlText w:val="%1."/>
+      <w:lvlJc w:val="left"/>
+      <w:pPr>
+        <w:tabs>
+          <w:tab w:val="num" w:pos="720"/>
+        </w:tabs>
+        <w:ind w:left="720" w:hanging="360"/>
+      </w:pPr>
+    </w:lvl>
+    <w:lvl w:ilvl="1">
+      <w:start w:val="1"/>
+      <w:numFmt w:val="bullet"/>
+      <w:lvlText w:val=""/>
+      <w:lvlJc w:val="left"/>
+      <w:pPr>
+        <w:tabs>
+          <w:tab w:val="num" w:pos="1440"/>
+        </w:tabs>
+        <w:ind w:left="1440" w:hanging="360"/>
+      </w:pPr>
+      <w:rPr>
+        <w:rFonts w:ascii="Symbol" w:hAnsi="Symbol" w:hint="default"/>
+        <w:sz w:val="20"/>
+      </w:rPr>
+    </w:lvl>
+    <w:lvl w:ilvl="2" w:tentative="1">
+      <w:start w:val="1"/>
+      <w:numFmt w:val="decimal"/>
+      <w:lvlText w:val="%3."/>
+      <w:lvlJc w:val="left"/>
+      <w:pPr>
+        <w:tabs>
+          <w:tab w:val="num" w:pos="2160"/>
+        </w:tabs>
+        <w:ind w:left="2160" w:hanging="360"/>
+      </w:pPr>
+    </w:lvl>
+    <w:lvl w:ilvl="3" w:tentative="1">
+      <w:start w:val="1"/>
+      <w:numFmt w:val="decimal"/>
+      <w:lvlText w:val="%4."/>
+      <w:lvlJc w:val="left"/>
+      <w:pPr>
+        <w:tabs>
+          <w:tab w:val="num" w:pos="2880"/>
+        </w:tabs>
+        <w:ind w:left="2880" w:hanging="360"/>
+      </w:pPr>
+    </w:lvl>
+    <w:lvl w:ilvl="4" w:tentative="1">
+      <w:start w:val="1"/>
+      <w:numFmt w:val="decimal"/>
+      <w:lvlText w:val="%5."/>
+      <w:lvlJc w:val="left"/>
+      <w:pPr>
+        <w:tabs>
+          <w:tab w:val="num" w:pos="3600"/>
+        </w:tabs>
+        <w:ind w:left="3600" w:hanging="360"/>
+      </w:pPr>
+    </w:lvl>
+    <w:lvl w:ilvl="5" w:tentative="1">
+      <w:start w:val="1"/>
+      <w:numFmt w:val="decimal"/>
+      <w:lvlText w:val="%6."/>
+      <w:lvlJc w:val="left"/>
+      <w:pPr>
+        <w:tabs>
+          <w:tab w:val="num" w:pos="4320"/>
+        </w:tabs>
+        <w:ind w:left="4320" w:hanging="360"/>
+      </w:pPr>
+    </w:lvl>
+    <w:lvl w:ilvl="6" w:tentative="1">
+      <w:start w:val="1"/>
+      <w:numFmt w:val="decimal"/>
+      <w:lvlText w:val="%7."/>
+      <w:lvlJc w:val="left"/>
+      <w:pPr>
+        <w:tabs>
+          <w:tab w:val="num" w:pos="5040"/>
+        </w:tabs>
+        <w:ind w:left="5040" w:hanging="360"/>
+      </w:pPr>
+    </w:lvl>
+    <w:lvl w:ilvl="7" w:tentative="1">
+      <w:start w:val="1"/>
+      <w:numFmt w:val="decimal"/>
+      <w:lvlText w:val="%8."/>
+      <w:lvlJc w:val="left"/>
+      <w:pPr>
+        <w:tabs>
+          <w:tab w:val="num" w:pos="5760"/>
+        </w:tabs>
+        <w:ind w:left="5760" w:hanging="360"/>
+      </w:pPr>
+    </w:lvl>
+    <w:lvl w:ilvl="8" w:tentative="1">
+      <w:start w:val="1"/>
+      <w:numFmt w:val="decimal"/>
+      <w:lvlText w:val="%9."/>
+      <w:lvlJc w:val="left"/>
+      <w:pPr>
+        <w:tabs>
+          <w:tab w:val="num" w:pos="6480"/>
+        </w:tabs>
+        <w:ind w:left="6480" w:hanging="360"/>
+      </w:pPr>
+    </w:lvl>
+  </w:abstractNum>
+  <w:num w:numId="1">
+    <w:abstractNumId w:val="0"/>
+  </w:num>
+</w:numbering>
 </file>
 
 <file path=word/styles.xml><?xml version="1.0" encoding="utf-8"?>
@@ -1270,12 +3143,11 @@
   <w:style w:type="paragraph" w:default="1" w:styleId="Normal">
     <w:name w:val="Normal"/>
     <w:qFormat/>
-    <w:rsid w:val="00FB4547"/>
+    <w:rsid w:val="00EF2270"/>
   </w:style>
   <w:style w:type="character" w:default="1" w:styleId="DefaultParagraphFont">
     <w:name w:val="Default Paragraph Font"/>
     <w:uiPriority w:val="1"/>
-    <w:semiHidden/>
     <w:unhideWhenUsed/>
   </w:style>
   <w:style w:type="table" w:default="1" w:styleId="TableNormal">
@@ -1377,6 +3249,32 @@
     <w:uiPriority w:val="99"/>
     <w:semiHidden/>
     <w:rsid w:val="00FB4547"/>
+  </w:style>
+  <w:style w:type="paragraph" w:styleId="NormalWeb">
+    <w:name w:val="Normal (Web)"/>
+    <w:basedOn w:val="Normal"/>
+    <w:uiPriority w:val="99"/>
+    <w:semiHidden/>
+    <w:unhideWhenUsed/>
+    <w:rsid w:val="00F24F5F"/>
+    <w:pPr>
+      <w:spacing w:before="100" w:beforeAutospacing="1" w:after="100" w:afterAutospacing="1" w:line="240" w:lineRule="auto"/>
+    </w:pPr>
+    <w:rPr>
+      <w:rFonts w:ascii="Times New Roman" w:eastAsia="Times New Roman" w:hAnsi="Times New Roman" w:cs="Times New Roman"/>
+      <w:kern w:val="0"/>
+    </w:rPr>
+  </w:style>
+  <w:style w:type="character" w:styleId="Strong">
+    <w:name w:val="Strong"/>
+    <w:basedOn w:val="DefaultParagraphFont"/>
+    <w:uiPriority w:val="22"/>
+    <w:qFormat/>
+    <w:rsid w:val="00F24F5F"/>
+    <w:rPr>
+      <w:b/>
+      <w:bCs/>
+    </w:rPr>
   </w:style>
 </w:styles>
 </file>
@@ -1670,7 +3568,7 @@
   <a:extraClrSchemeLst/>
   <a:extLst>
     <a:ext uri="{05A4C25C-085E-4340-85A3-A5531E510DB2}">
-      <thm15:themeFamily xmlns="" xmlns:thm15="http://schemas.microsoft.com/office/thememl/2012/main" name="Office Theme" id="{62F939B6-93AF-4DB8-9C6B-D6C7DFDC589F}" vid="{4A3C46E8-61CC-4603-A589-7422A47A8E4A}"/>
+      <thm15:themeFamily xmlns:thm15="http://schemas.microsoft.com/office/thememl/2012/main" xmlns="" name="Office Theme" id="{62F939B6-93AF-4DB8-9C6B-D6C7DFDC589F}" vid="{4A3C46E8-61CC-4603-A589-7422A47A8E4A}"/>
     </a:ext>
   </a:extLst>
 </a:theme>

--- a/changes to make and log.docx
+++ b/changes to make and log.docx
@@ -2071,7 +2071,15 @@
         </w:tabs>
       </w:pPr>
       <w:r>
-        <w:t>Added Stage 1 fields: synopsis, pptFilePath, problemStatement, objectives, literatureReview, methodology, systemDesign, and </w:t>
+        <w:t>Added Stage 1 fields: synopsis, pptFilePath, problemStatement, objectives, literatureReview, methodology, </w:t>
+      </w:r>
+      <w:proofErr w:type="spellStart"/>
+      <w:r>
+        <w:t>systemDesign</w:t>
+      </w:r>
+      <w:proofErr w:type="spellEnd"/>
+      <w:r>
+        <w:t>, and </w:t>
       </w:r>
       <w:proofErr w:type="spellStart"/>
       <w:r>
@@ -2797,6 +2805,57 @@
           <w:tab w:val="left" w:pos="2288"/>
         </w:tabs>
       </w:pPr>
+      <w:r>
+        <w:rPr>
+          <w:noProof/>
+        </w:rPr>
+        <w:lastRenderedPageBreak/>
+        <w:drawing>
+          <wp:inline distT="0" distB="0" distL="0" distR="0">
+            <wp:extent cx="5943600" cy="2890881"/>
+            <wp:effectExtent l="19050" t="0" r="0" b="0"/>
+            <wp:docPr id="8" name="Picture 12"/>
+            <wp:cNvGraphicFramePr>
+              <a:graphicFrameLocks xmlns:a="http://schemas.openxmlformats.org/drawingml/2006/main" noChangeAspect="1"/>
+            </wp:cNvGraphicFramePr>
+            <a:graphic xmlns:a="http://schemas.openxmlformats.org/drawingml/2006/main">
+              <a:graphicData uri="http://schemas.openxmlformats.org/drawingml/2006/picture">
+                <pic:pic xmlns:pic="http://schemas.openxmlformats.org/drawingml/2006/picture">
+                  <pic:nvPicPr>
+                    <pic:cNvPr id="0" name="Picture 12"/>
+                    <pic:cNvPicPr>
+                      <a:picLocks noChangeAspect="1" noChangeArrowheads="1"/>
+                    </pic:cNvPicPr>
+                  </pic:nvPicPr>
+                  <pic:blipFill>
+                    <a:blip r:embed="rId19" cstate="print"/>
+                    <a:srcRect/>
+                    <a:stretch>
+                      <a:fillRect/>
+                    </a:stretch>
+                  </pic:blipFill>
+                  <pic:spPr bwMode="auto">
+                    <a:xfrm>
+                      <a:off x="0" y="0"/>
+                      <a:ext cx="5943600" cy="2890881"/>
+                    </a:xfrm>
+                    <a:prstGeom prst="rect">
+                      <a:avLst/>
+                    </a:prstGeom>
+                    <a:noFill/>
+                    <a:ln w="9525">
+                      <a:noFill/>
+                      <a:miter lim="800000"/>
+                      <a:headEnd/>
+                      <a:tailEnd/>
+                    </a:ln>
+                  </pic:spPr>
+                </pic:pic>
+              </a:graphicData>
+            </a:graphic>
+          </wp:inline>
+        </w:drawing>
+      </w:r>
     </w:p>
     <w:sectPr>
       <w:pgSz w:w="12240" w:h="15840"/>
@@ -3148,6 +3207,7 @@
   <w:style w:type="character" w:default="1" w:styleId="DefaultParagraphFont">
     <w:name w:val="Default Paragraph Font"/>
     <w:uiPriority w:val="1"/>
+    <w:semiHidden/>
     <w:unhideWhenUsed/>
   </w:style>
   <w:style w:type="table" w:default="1" w:styleId="TableNormal">
@@ -3568,7 +3628,7 @@
   <a:extraClrSchemeLst/>
   <a:extLst>
     <a:ext uri="{05A4C25C-085E-4340-85A3-A5531E510DB2}">
-      <thm15:themeFamily xmlns:thm15="http://schemas.microsoft.com/office/thememl/2012/main" xmlns="" name="Office Theme" id="{62F939B6-93AF-4DB8-9C6B-D6C7DFDC589F}" vid="{4A3C46E8-61CC-4603-A589-7422A47A8E4A}"/>
+      <thm15:themeFamily xmlns="" xmlns:thm15="http://schemas.microsoft.com/office/thememl/2012/main" name="Office Theme" id="{62F939B6-93AF-4DB8-9C6B-D6C7DFDC589F}" vid="{4A3C46E8-61CC-4603-A589-7422A47A8E4A}"/>
     </a:ext>
   </a:extLst>
 </a:theme>
